--- a/artifacts/kt5_report.docx
+++ b/artifacts/kt5_report.docx
@@ -18,6 +18,11 @@
     <w:p>
       <w:r>
         <w:t xml:space="preserve">Трек: П - прикладной, разработка программной системы.</w:t>
+      </w:r>
+    </w:p>
+    <w:p>
+      <w:r>
+        <w:t xml:space="preserve">Репозиторий с прототипом: https://github.com/FazexIam/library-olap-kt5</w:t>
       </w:r>
     </w:p>
     <w:p>

--- a/artifacts/kt5_report.docx
+++ b/artifacts/kt5_report.docx
@@ -5,22 +5,35 @@
     <w:p>
       <w:pPr>
         <w:pStyle w:val="Title"/>
+        <w:spacing w:line="360" w:lineRule="auto"/>
       </w:pPr>
       <w:r>
         <w:t xml:space="preserve">КТ5. Промежуточные результаты: прототип и первые метрики</w:t>
       </w:r>
     </w:p>
     <w:p>
+      <w:pPr>
+        <w:spacing w:line="360" w:lineRule="auto"/>
+        <w:jc w:val="both"/>
+      </w:pPr>
       <w:r>
         <w:t xml:space="preserve">Тема исследования: OLAP-система анализа эффективности использования библиотечного фонда.</w:t>
       </w:r>
     </w:p>
     <w:p>
+      <w:pPr>
+        <w:spacing w:line="360" w:lineRule="auto"/>
+        <w:jc w:val="both"/>
+      </w:pPr>
       <w:r>
         <w:t xml:space="preserve">Трек: П - прикладной, разработка программной системы.</w:t>
       </w:r>
     </w:p>
     <w:p>
+      <w:pPr>
+        <w:spacing w:line="360" w:lineRule="auto"/>
+        <w:jc w:val="both"/>
+      </w:pPr>
       <w:r>
         <w:t xml:space="preserve">Репозиторий с прототипом: https://github.com/FazexIam/library-olap-kt5</w:t>
       </w:r>
@@ -28,32 +41,43 @@
     <w:p>
       <w:pPr>
         <w:pStyle w:val="Heading1"/>
+        <w:spacing w:line="360" w:lineRule="auto"/>
       </w:pPr>
       <w:r>
         <w:t xml:space="preserve">Реализованная функциональность</w:t>
       </w:r>
     </w:p>
     <w:p>
-      <w:r>
-        <w:t xml:space="preserve">Разработан исследовательский прототип ROLAP-системы для анализа использования библиотечного фонда. Прототип формирует демонстрационную реляционную базу SQLite, создает измерения даты, филиала, книги и читателя, а также таблицу фактов выдачи. На основе этих данных рассчитываются первичные показатели эффективности и формируются таблицы и графики для отчета.</w:t>
+      <w:pPr>
+        <w:spacing w:line="360" w:lineRule="auto"/>
+        <w:jc w:val="both"/>
+      </w:pPr>
+      <w:r>
+        <w:t xml:space="preserve">На данном этапе был подготовлен исследовательский прототип ROLAP-системы для анализа использования библиотечного фонда. В работе проверяется, насколько удобно представить сведения о фонде и выдачах в виде реляционной модели, пригодной для многомерного анализа. Прототип формирует демонстрационную базу SQLite, создает измерения даты, филиала, книги и читателя, а также таблицу фактов выдачи. На основе этих данных рассчитываются первичные показатели эффективности и формируются таблицы и графики для отчета.</w:t>
       </w:r>
     </w:p>
     <w:p>
       <w:pPr>
         <w:pStyle w:val="Heading1"/>
+        <w:spacing w:line="360" w:lineRule="auto"/>
       </w:pPr>
       <w:r>
         <w:t xml:space="preserve">Архитектура прототипа</w:t>
       </w:r>
     </w:p>
     <w:p>
-      <w:r>
-        <w:t xml:space="preserve">Система построена по схеме ROLAP: многомерная аналитика выполняется над реляционной базой данных при помощи SQL-запросов. Таблица фактов fact_circulation связана с измерениями dim_date, dim_branch, dim_book и dim_reader. Такая структура позволяет анализировать выдачи по времени, филиалам, разделам фонда и группам читателей.</w:t>
+      <w:pPr>
+        <w:spacing w:line="360" w:lineRule="auto"/>
+        <w:jc w:val="both"/>
+      </w:pPr>
+      <w:r>
+        <w:t xml:space="preserve">Система построена по схеме ROLAP: многомерная аналитика выполняется над реляционной базой данных при помощи SQL-запросов. Таблица фактов fact_circulation связана с измерениями dim_date, dim_branch, dim_book и dim_reader. Такая структура позволяет анализировать выдачи по времени, филиалам, разделам фонда и группам читателей. Демонстрационные данные сформированы программно, поэтому численные результаты следует рассматривать как проверку методики и структуры модели, а не как оценку конкретной библиотеки.</w:t>
       </w:r>
     </w:p>
     <w:p>
       <w:pPr>
         <w:pStyle w:val="Heading1"/>
+        <w:spacing w:line="360" w:lineRule="auto"/>
       </w:pPr>
       <w:r>
         <w:t xml:space="preserve">Основные показатели</w:t>
@@ -327,6 +351,7 @@
     <w:p>
       <w:pPr>
         <w:pStyle w:val="Heading1"/>
+        <w:spacing w:line="360" w:lineRule="auto"/>
       </w:pPr>
       <w:r>
         <w:t xml:space="preserve">Таблица 1. Показатели по филиалам</w:t>
@@ -701,6 +726,7 @@
     <w:p>
       <w:pPr>
         <w:pStyle w:val="Heading1"/>
+        <w:spacing w:line="360" w:lineRule="auto"/>
       </w:pPr>
       <w:r>
         <w:t xml:space="preserve">Таблица 2. Показатели по разделам фонда</w:t>
@@ -1211,17 +1237,26 @@
     <w:p>
       <w:pPr>
         <w:pStyle w:val="Heading1"/>
+        <w:spacing w:line="360" w:lineRule="auto"/>
       </w:pPr>
       <w:r>
         <w:t xml:space="preserve">Графики и диаграммы</w:t>
       </w:r>
     </w:p>
     <w:p>
+      <w:pPr>
+        <w:spacing w:line="360" w:lineRule="auto"/>
+        <w:jc w:val="both"/>
+      </w:pPr>
       <w:r>
         <w:t xml:space="preserve">Рисунок 1. Динамика выдач библиотечного фонда по месяцам. Файл: chart_loans_by_month.svg.</w:t>
       </w:r>
     </w:p>
     <w:p>
+      <w:pPr>
+        <w:spacing w:line="360" w:lineRule="auto"/>
+        <w:jc w:val="both"/>
+      </w:pPr>
       <w:r>
         <w:t xml:space="preserve">Рисунок 2. Средняя обращаемость издания по разделам фонда. Файл: chart_turnover_by_category.svg.</w:t>
       </w:r>
@@ -1229,14 +1264,19 @@
     <w:p>
       <w:pPr>
         <w:pStyle w:val="Heading1"/>
+        <w:spacing w:line="360" w:lineRule="auto"/>
       </w:pPr>
       <w:r>
         <w:t xml:space="preserve">Краткий анализ</w:t>
       </w:r>
     </w:p>
     <w:p>
-      <w:r>
-        <w:t xml:space="preserve">Промежуточные результаты показывают, что выбранная модель данных пригодна для анализа эффективности использования фонда. Система позволяет выявлять наиболее востребованные разделы, сравнивать филиалы по числу выдач и активности читателей, а также отслеживать косвенные признаки проблем обслуживания, например долю просрочек и продлений. Ограничением текущего этапа является демонстрационный характер данных; на следующем этапе требуется уточнить набор источников и расширить модель под реальные данные.</w:t>
+      <w:pPr>
+        <w:spacing w:line="360" w:lineRule="auto"/>
+        <w:jc w:val="both"/>
+      </w:pPr>
+      <w:r>
+        <w:t xml:space="preserve">Промежуточные результаты показывают, что выбранная модель данных пригодна для анализа эффективности использования фонда. Система позволяет выявлять наиболее востребованные разделы, сравнивать филиалы по числу выдач и активности читателей, а также отслеживать косвенные признаки проблем обслуживания, например долю просрочек и продлений. Ограничением текущего этапа является демонстрационный характер данных; на следующем этапе требуется уточнить набор источников, расширить модель под реальные данные и включить полученные результаты в общий отчет по практике.</w:t>
       </w:r>
     </w:p>
     <w:sectPr>
@@ -1249,16 +1289,43 @@
 
 <file path=word/styles.xml><?xml version="1.0" encoding="utf-8"?>
 <w:styles xmlns:w="http://schemas.openxmlformats.org/wordprocessingml/2006/main">
+  <w:docDefaults>
+    <w:rPrDefault>
+      <w:rPr>
+        <w:rFonts w:ascii="Times New Roman" w:hAnsi="Times New Roman" w:cs="Times New Roman"/>
+        <w:sz w:val="26"/>
+      </w:rPr>
+    </w:rPrDefault>
+  </w:docDefaults>
+  <w:style w:type="paragraph" w:default="1" w:styleId="Normal">
+    <w:name w:val="Normal"/>
+    <w:pPr>
+      <w:spacing w:line="360" w:lineRule="auto"/>
+    </w:pPr>
+    <w:rPr>
+      <w:rFonts w:ascii="Times New Roman" w:hAnsi="Times New Roman" w:cs="Times New Roman"/>
+      <w:sz w:val="26"/>
+    </w:rPr>
+  </w:style>
   <w:style w:type="paragraph" w:styleId="Title">
     <w:name w:val="Title"/>
+    <w:pPr>
+      <w:jc w:val="center"/>
+      <w:spacing w:after="240"/>
+    </w:pPr>
     <w:rPr>
+      <w:rFonts w:ascii="Times New Roman" w:hAnsi="Times New Roman" w:cs="Times New Roman"/>
       <w:b/>
       <w:sz w:val="32"/>
     </w:rPr>
   </w:style>
   <w:style w:type="paragraph" w:styleId="Heading1">
     <w:name w:val="heading 1"/>
+    <w:pPr>
+      <w:spacing w:before="240" w:after="120"/>
+    </w:pPr>
     <w:rPr>
+      <w:rFonts w:ascii="Times New Roman" w:hAnsi="Times New Roman" w:cs="Times New Roman"/>
       <w:b/>
       <w:sz w:val="28"/>
     </w:rPr>

--- a/artifacts/kt5_report.docx
+++ b/artifacts/kt5_report.docx
@@ -1,102 +1,258 @@
 
 <file path=word/document.xml><?xml version="1.0" encoding="utf-8"?>
-<w:document xmlns:w="http://schemas.openxmlformats.org/wordprocessingml/2006/main">
+<w:document xmlns:wpc="http://schemas.microsoft.com/office/word/2010/wordprocessingCanvas" xmlns:cx="http://schemas.microsoft.com/office/drawing/2014/chartex" xmlns:cx1="http://schemas.microsoft.com/office/drawing/2015/9/8/chartex" xmlns:cx2="http://schemas.microsoft.com/office/drawing/2015/10/21/chartex" xmlns:cx3="http://schemas.microsoft.com/office/drawing/2016/5/9/chartex" xmlns:cx4="http://schemas.microsoft.com/office/drawing/2016/5/10/chartex" xmlns:cx5="http://schemas.microsoft.com/office/drawing/2016/5/11/chartex" xmlns:cx6="http://schemas.microsoft.com/office/drawing/2016/5/12/chartex" xmlns:cx7="http://schemas.microsoft.com/office/drawing/2016/5/13/chartex" xmlns:cx8="http://schemas.microsoft.com/office/drawing/2016/5/14/chartex" xmlns:mc="http://schemas.openxmlformats.org/markup-compatibility/2006" xmlns:aink="http://schemas.microsoft.com/office/drawing/2016/ink" xmlns:am3d="http://schemas.microsoft.com/office/drawing/2017/model3d" xmlns:o="urn:schemas-microsoft-com:office:office" xmlns:oel="http://schemas.microsoft.com/office/2019/extlst" xmlns:r="http://schemas.openxmlformats.org/officeDocument/2006/relationships" xmlns:m="http://schemas.openxmlformats.org/officeDocument/2006/math" xmlns:v="urn:schemas-microsoft-com:vml" xmlns:wp14="http://schemas.microsoft.com/office/word/2010/wordprocessingDrawing" xmlns:wp="http://schemas.openxmlformats.org/drawingml/2006/wordprocessingDrawing" xmlns:w10="urn:schemas-microsoft-com:office:word" xmlns:w="http://schemas.openxmlformats.org/wordprocessingml/2006/main" xmlns:w14="http://schemas.microsoft.com/office/word/2010/wordml" xmlns:w15="http://schemas.microsoft.com/office/word/2012/wordml" xmlns:w16cex="http://schemas.microsoft.com/office/word/2018/wordml/cex" xmlns:w16cid="http://schemas.microsoft.com/office/word/2016/wordml/cid" xmlns:w16="http://schemas.microsoft.com/office/word/2018/wordml" xmlns:w16sdtdh="http://schemas.microsoft.com/office/word/2020/wordml/sdtdatahash" xmlns:w16se="http://schemas.microsoft.com/office/word/2015/wordml/symex" xmlns:wpg="http://schemas.microsoft.com/office/word/2010/wordprocessingGroup" xmlns:wpi="http://schemas.microsoft.com/office/word/2010/wordprocessingInk" xmlns:wne="http://schemas.microsoft.com/office/word/2006/wordml" xmlns:wps="http://schemas.microsoft.com/office/word/2010/wordprocessingShape" mc:Ignorable="w14 w15 w16se w16cid w16 w16cex w16sdtdh wp14">
   <w:body>
     <w:p>
       <w:pPr>
-        <w:pStyle w:val="Title"/>
+        <w:pStyle w:val="a3"/>
         <w:spacing w:line="360" w:lineRule="auto"/>
       </w:pPr>
       <w:r>
-        <w:t xml:space="preserve">КТ5. Промежуточные результаты: прототип и первые метрики</w:t>
+        <w:t>КТ5. Промежуточные результаты: прототип и первые метрики</w:t>
       </w:r>
     </w:p>
     <w:p>
       <w:pPr>
-        <w:spacing w:line="360" w:lineRule="auto"/>
         <w:jc w:val="both"/>
       </w:pPr>
       <w:r>
-        <w:t xml:space="preserve">Тема исследования: OLAP-система анализа эффективности использования библиотечного фонда.</w:t>
+        <w:t>Тема исследования: OLAP-система анализа эффективности использования библиотечного фонда.</w:t>
       </w:r>
     </w:p>
     <w:p>
       <w:pPr>
-        <w:spacing w:line="360" w:lineRule="auto"/>
         <w:jc w:val="both"/>
       </w:pPr>
       <w:r>
-        <w:t xml:space="preserve">Трек: П - прикладной, разработка программной системы.</w:t>
+        <w:t>Трек: П - прикладной, разработка программной системы.</w:t>
       </w:r>
     </w:p>
     <w:p>
       <w:pPr>
-        <w:spacing w:line="360" w:lineRule="auto"/>
         <w:jc w:val="both"/>
       </w:pPr>
       <w:r>
-        <w:t xml:space="preserve">Репозиторий с прототипом: https://github.com/FazexIam/library-olap-kt5</w:t>
+        <w:t>Репозиторий с прототипом: https://github.com/FazexIam/library-olap-kt5</w:t>
       </w:r>
     </w:p>
     <w:p>
       <w:pPr>
-        <w:pStyle w:val="Heading1"/>
+        <w:pStyle w:val="1"/>
         <w:spacing w:line="360" w:lineRule="auto"/>
       </w:pPr>
       <w:r>
-        <w:t xml:space="preserve">Реализованная функциональность</w:t>
+        <w:t>Реализованная функциональность</w:t>
       </w:r>
     </w:p>
     <w:p>
       <w:pPr>
-        <w:spacing w:line="360" w:lineRule="auto"/>
         <w:jc w:val="both"/>
       </w:pPr>
       <w:r>
-        <w:t xml:space="preserve">На данном этапе был подготовлен исследовательский прототип ROLAP-системы для анализа использования библиотечного фонда. В работе проверяется, насколько удобно представить сведения о фонде и выдачах в виде реляционной модели, пригодной для многомерного анализа. Прототип формирует демонстрационную базу SQLite, создает измерения даты, филиала, книги и читателя, а также таблицу фактов выдачи. На основе этих данных рассчитываются первичные показатели эффективности и формируются таблицы и графики для отчета.</w:t>
+        <w:t xml:space="preserve">На данном этапе был подготовлен исследовательский прототип ROLAP-системы для анализа использования библиотечного фонда. В работе проверяется, насколько удобно представить сведения о фонде и выдачах в виде реляционной модели, пригодной для многомерного анализа. Прототип формирует демонстрационную базу </w:t>
+      </w:r>
+      <w:proofErr w:type="spellStart"/>
+      <w:r>
+        <w:t>SQLite</w:t>
+      </w:r>
+      <w:proofErr w:type="spellEnd"/>
+      <w:r>
+        <w:t>, создает измерения даты, филиала, книги и читателя, а также таблицу фактов выдачи. На основе этих данных рассчитываются первичные показатели эффективности и формируются таблицы и графики для отчета.</w:t>
       </w:r>
     </w:p>
     <w:p>
       <w:pPr>
-        <w:pStyle w:val="Heading1"/>
+        <w:pStyle w:val="1"/>
         <w:spacing w:line="360" w:lineRule="auto"/>
       </w:pPr>
       <w:r>
-        <w:t xml:space="preserve">Архитектура прототипа</w:t>
+        <w:t>Архитектура прототипа</w:t>
       </w:r>
     </w:p>
     <w:p>
       <w:pPr>
-        <w:spacing w:line="360" w:lineRule="auto"/>
         <w:jc w:val="both"/>
       </w:pPr>
       <w:r>
-        <w:t xml:space="preserve">Система построена по схеме ROLAP: многомерная аналитика выполняется над реляционной базой данных при помощи SQL-запросов. Таблица фактов fact_circulation связана с измерениями dim_date, dim_branch, dim_book и dim_reader. Такая структура позволяет анализировать выдачи по времени, филиалам, разделам фонда и группам читателей. Демонстрационные данные сформированы программно, поэтому численные результаты следует рассматривать как проверку методики и структуры модели, а не как оценку конкретной библиотеки.</w:t>
+        <w:t>Система построена по схеме ROLAP: многомерная аналитика выполняется над реляционной базой данных при помощи SQL-запросов. Таблица</w:t>
+      </w:r>
+      <w:r>
+        <w:rPr>
+          <w:lang w:val="en-US"/>
+        </w:rPr>
+        <w:t xml:space="preserve"> </w:t>
+      </w:r>
+      <w:r>
+        <w:t>фактов</w:t>
+      </w:r>
+      <w:r>
+        <w:rPr>
+          <w:lang w:val="en-US"/>
+        </w:rPr>
+        <w:t xml:space="preserve"> </w:t>
+      </w:r>
+      <w:proofErr w:type="spellStart"/>
+      <w:r>
+        <w:rPr>
+          <w:lang w:val="en-US"/>
+        </w:rPr>
+        <w:t>fact_circulation</w:t>
+      </w:r>
+      <w:proofErr w:type="spellEnd"/>
+      <w:r>
+        <w:rPr>
+          <w:lang w:val="en-US"/>
+        </w:rPr>
+        <w:t xml:space="preserve"> </w:t>
+      </w:r>
+      <w:r>
+        <w:t>связана</w:t>
+      </w:r>
+      <w:r>
+        <w:rPr>
+          <w:lang w:val="en-US"/>
+        </w:rPr>
+        <w:t xml:space="preserve"> </w:t>
+      </w:r>
+      <w:r>
+        <w:t>с</w:t>
+      </w:r>
+      <w:r>
+        <w:rPr>
+          <w:lang w:val="en-US"/>
+        </w:rPr>
+        <w:t xml:space="preserve"> </w:t>
+      </w:r>
+      <w:r>
+        <w:t>измерениями</w:t>
+      </w:r>
+      <w:r>
+        <w:rPr>
+          <w:lang w:val="en-US"/>
+        </w:rPr>
+        <w:t xml:space="preserve"> </w:t>
+      </w:r>
+      <w:proofErr w:type="spellStart"/>
+      <w:r>
+        <w:rPr>
+          <w:lang w:val="en-US"/>
+        </w:rPr>
+        <w:t>dim_date</w:t>
+      </w:r>
+      <w:proofErr w:type="spellEnd"/>
+      <w:r>
+        <w:rPr>
+          <w:lang w:val="en-US"/>
+        </w:rPr>
+        <w:t xml:space="preserve">, </w:t>
+      </w:r>
+      <w:proofErr w:type="spellStart"/>
+      <w:r>
+        <w:rPr>
+          <w:lang w:val="en-US"/>
+        </w:rPr>
+        <w:t>dim_branch</w:t>
+      </w:r>
+      <w:proofErr w:type="spellEnd"/>
+      <w:r>
+        <w:rPr>
+          <w:lang w:val="en-US"/>
+        </w:rPr>
+        <w:t xml:space="preserve">, </w:t>
+      </w:r>
+      <w:proofErr w:type="spellStart"/>
+      <w:r>
+        <w:rPr>
+          <w:lang w:val="en-US"/>
+        </w:rPr>
+        <w:t>dim_book</w:t>
+      </w:r>
+      <w:proofErr w:type="spellEnd"/>
+      <w:r>
+        <w:rPr>
+          <w:lang w:val="en-US"/>
+        </w:rPr>
+        <w:t xml:space="preserve"> </w:t>
+      </w:r>
+      <w:r>
+        <w:t>и</w:t>
+      </w:r>
+      <w:r>
+        <w:rPr>
+          <w:lang w:val="en-US"/>
+        </w:rPr>
+        <w:t xml:space="preserve"> </w:t>
+      </w:r>
+      <w:proofErr w:type="spellStart"/>
+      <w:r>
+        <w:rPr>
+          <w:lang w:val="en-US"/>
+        </w:rPr>
+        <w:t>dim_reader</w:t>
+      </w:r>
+      <w:proofErr w:type="spellEnd"/>
+      <w:r>
+        <w:rPr>
+          <w:lang w:val="en-US"/>
+        </w:rPr>
+        <w:t xml:space="preserve">. </w:t>
+      </w:r>
+      <w:r>
+        <w:t xml:space="preserve">Такая структура позволяет анализировать выдачи по времени, филиалам, разделам фонда и группам читателей. Демонстрационные данные сформированы </w:t>
+      </w:r>
+      <w:proofErr w:type="spellStart"/>
+      <w:r>
+        <w:t>программно</w:t>
+      </w:r>
+      <w:proofErr w:type="spellEnd"/>
+      <w:r>
+        <w:t>, поэтому численные результаты следует рассматривать как проверку методики и структуры модели, а не как оценку конкретной библиотеки.</w:t>
       </w:r>
     </w:p>
     <w:p>
       <w:pPr>
-        <w:pStyle w:val="Heading1"/>
+        <w:pStyle w:val="1"/>
         <w:spacing w:line="360" w:lineRule="auto"/>
       </w:pPr>
       <w:r>
-        <w:t xml:space="preserve">Основные показатели</w:t>
+        <w:t>Основные показатели</w:t>
       </w:r>
     </w:p>
     <w:tbl>
       <w:tblPr>
-        <w:tblStyle w:val="TableGrid"/>
+        <w:tblStyle w:val="a4"/>
         <w:tblW w:w="0" w:type="auto"/>
+        <w:tblInd w:w="5" w:type="dxa"/>
         <w:tblBorders>
-          <w:top w:val="single" w:sz="4"/>
-          <w:left w:val="single" w:sz="4"/>
-          <w:bottom w:val="single" w:sz="4"/>
-          <w:right w:val="single" w:sz="4"/>
-          <w:insideH w:val="single" w:sz="4"/>
-          <w:insideV w:val="single" w:sz="4"/>
+          <w:top w:val="single" w:sz="4" w:space="0" w:color="auto"/>
+          <w:left w:val="single" w:sz="4" w:space="0" w:color="auto"/>
+          <w:bottom w:val="single" w:sz="4" w:space="0" w:color="auto"/>
+          <w:right w:val="single" w:sz="4" w:space="0" w:color="auto"/>
+          <w:insideH w:val="single" w:sz="4" w:space="0" w:color="auto"/>
+          <w:insideV w:val="single" w:sz="4" w:space="0" w:color="auto"/>
         </w:tblBorders>
+        <w:tblCellMar>
+          <w:top w:w="0" w:type="dxa"/>
+          <w:left w:w="0" w:type="dxa"/>
+          <w:bottom w:w="0" w:type="dxa"/>
+          <w:right w:w="0" w:type="dxa"/>
+        </w:tblCellMar>
+        <w:tblLook w:val="04A0" w:firstRow="1" w:lastRow="0" w:firstColumn="1" w:lastColumn="0" w:noHBand="0" w:noVBand="1"/>
       </w:tblPr>
+      <w:tblGrid>
+        <w:gridCol w:w="2400"/>
+        <w:gridCol w:w="2400"/>
+        <w:gridCol w:w="2862"/>
+      </w:tblGrid>
       <w:tr>
+        <w:tblPrEx>
+          <w:tblCellMar>
+            <w:top w:w="0" w:type="dxa"/>
+            <w:left w:w="0" w:type="dxa"/>
+            <w:bottom w:w="0" w:type="dxa"/>
+            <w:right w:w="0" w:type="dxa"/>
+          </w:tblCellMar>
+        </w:tblPrEx>
         <w:tc>
           <w:tcPr>
             <w:tcW w:w="2400" w:type="dxa"/>
@@ -138,13 +294,20 @@
         </w:tc>
       </w:tr>
       <w:tr>
-        <w:tc>
-          <w:tcPr>
-            <w:tcW w:w="2400" w:type="dxa"/>
-          </w:tcPr>
-          <w:p>
-            <w:r>
-              <w:rPr/>
+        <w:tblPrEx>
+          <w:tblCellMar>
+            <w:top w:w="0" w:type="dxa"/>
+            <w:left w:w="0" w:type="dxa"/>
+            <w:bottom w:w="0" w:type="dxa"/>
+            <w:right w:w="0" w:type="dxa"/>
+          </w:tblCellMar>
+        </w:tblPrEx>
+        <w:tc>
+          <w:tcPr>
+            <w:tcW w:w="2400" w:type="dxa"/>
+          </w:tcPr>
+          <w:p>
+            <w:r>
               <w:t>Общее число выдач</w:t>
             </w:r>
           </w:p>
@@ -155,7 +318,6 @@
           </w:tcPr>
           <w:p>
             <w:r>
-              <w:rPr/>
               <w:t>2200</w:t>
             </w:r>
           </w:p>
@@ -165,21 +327,37 @@
             <w:tcW w:w="2400" w:type="dxa"/>
           </w:tcPr>
           <w:p>
-            <w:r>
-              <w:rPr/>
-              <w:t>fact_circulation.loan_count</w:t>
-            </w:r>
+            <w:proofErr w:type="spellStart"/>
+            <w:r>
+              <w:t>fact_</w:t>
+            </w:r>
+            <w:proofErr w:type="gramStart"/>
+            <w:r>
+              <w:t>circulation.loan</w:t>
+            </w:r>
+            <w:proofErr w:type="gramEnd"/>
+            <w:r>
+              <w:t>_count</w:t>
+            </w:r>
+            <w:proofErr w:type="spellEnd"/>
           </w:p>
         </w:tc>
       </w:tr>
       <w:tr>
-        <w:tc>
-          <w:tcPr>
-            <w:tcW w:w="2400" w:type="dxa"/>
-          </w:tcPr>
-          <w:p>
-            <w:r>
-              <w:rPr/>
+        <w:tblPrEx>
+          <w:tblCellMar>
+            <w:top w:w="0" w:type="dxa"/>
+            <w:left w:w="0" w:type="dxa"/>
+            <w:bottom w:w="0" w:type="dxa"/>
+            <w:right w:w="0" w:type="dxa"/>
+          </w:tblCellMar>
+        </w:tblPrEx>
+        <w:tc>
+          <w:tcPr>
+            <w:tcW w:w="2400" w:type="dxa"/>
+          </w:tcPr>
+          <w:p>
+            <w:r>
               <w:t>Активные читатели</w:t>
             </w:r>
           </w:p>
@@ -190,7 +368,6 @@
           </w:tcPr>
           <w:p>
             <w:r>
-              <w:rPr/>
               <w:t>456</w:t>
             </w:r>
           </w:p>
@@ -200,32 +377,55 @@
             <w:tcW w:w="2400" w:type="dxa"/>
           </w:tcPr>
           <w:p>
-            <w:r>
-              <w:rPr/>
-              <w:t>COUNT(DISTINCT reader_key)</w:t>
+            <w:proofErr w:type="gramStart"/>
+            <w:r>
+              <w:t>COUNT(</w:t>
+            </w:r>
+            <w:proofErr w:type="gramEnd"/>
+            <w:r>
+              <w:t xml:space="preserve">DISTINCT </w:t>
+            </w:r>
+            <w:proofErr w:type="spellStart"/>
+            <w:r>
+              <w:t>reader_key</w:t>
+            </w:r>
+            <w:proofErr w:type="spellEnd"/>
+            <w:r>
+              <w:t>)</w:t>
             </w:r>
           </w:p>
         </w:tc>
       </w:tr>
       <w:tr>
-        <w:tc>
-          <w:tcPr>
-            <w:tcW w:w="2400" w:type="dxa"/>
-          </w:tcPr>
-          <w:p>
-            <w:r>
-              <w:rPr/>
-              <w:t>Использованная часть фонда</w:t>
-            </w:r>
-          </w:p>
-        </w:tc>
-        <w:tc>
-          <w:tcPr>
-            <w:tcW w:w="2400" w:type="dxa"/>
-          </w:tcPr>
-          <w:p>
-            <w:r>
-              <w:rPr/>
+        <w:tblPrEx>
+          <w:tblCellMar>
+            <w:top w:w="0" w:type="dxa"/>
+            <w:left w:w="0" w:type="dxa"/>
+            <w:bottom w:w="0" w:type="dxa"/>
+            <w:right w:w="0" w:type="dxa"/>
+          </w:tblCellMar>
+        </w:tblPrEx>
+        <w:tc>
+          <w:tcPr>
+            <w:tcW w:w="2400" w:type="dxa"/>
+          </w:tcPr>
+          <w:p>
+            <w:r>
+              <w:t xml:space="preserve">Использованная </w:t>
+            </w:r>
+            <w:r>
+              <w:lastRenderedPageBreak/>
+              <w:t>часть фонда</w:t>
+            </w:r>
+          </w:p>
+        </w:tc>
+        <w:tc>
+          <w:tcPr>
+            <w:tcW w:w="2400" w:type="dxa"/>
+          </w:tcPr>
+          <w:p>
+            <w:r>
+              <w:lastRenderedPageBreak/>
               <w:t>100.0%</w:t>
             </w:r>
           </w:p>
@@ -235,21 +435,59 @@
             <w:tcW w:w="2400" w:type="dxa"/>
           </w:tcPr>
           <w:p>
-            <w:r>
-              <w:rPr/>
-              <w:t>DISTINCT book_key / dim_book</w:t>
-            </w:r>
+            <w:pPr>
+              <w:rPr>
+                <w:lang w:val="en-US"/>
+              </w:rPr>
+            </w:pPr>
+            <w:r>
+              <w:rPr>
+                <w:lang w:val="en-US"/>
+              </w:rPr>
+              <w:t xml:space="preserve">DISTINCT </w:t>
+            </w:r>
+            <w:proofErr w:type="spellStart"/>
+            <w:r>
+              <w:rPr>
+                <w:lang w:val="en-US"/>
+              </w:rPr>
+              <w:t>book_key</w:t>
+            </w:r>
+            <w:proofErr w:type="spellEnd"/>
+            <w:r>
+              <w:rPr>
+                <w:lang w:val="en-US"/>
+              </w:rPr>
+              <w:t xml:space="preserve"> / </w:t>
+            </w:r>
+            <w:proofErr w:type="spellStart"/>
+            <w:r>
+              <w:rPr>
+                <w:lang w:val="en-US"/>
+              </w:rPr>
+              <w:lastRenderedPageBreak/>
+              <w:t>dim_book</w:t>
+            </w:r>
+            <w:proofErr w:type="spellEnd"/>
           </w:p>
         </w:tc>
       </w:tr>
       <w:tr>
-        <w:tc>
-          <w:tcPr>
-            <w:tcW w:w="2400" w:type="dxa"/>
-          </w:tcPr>
-          <w:p>
-            <w:r>
-              <w:rPr/>
+        <w:tblPrEx>
+          <w:tblCellMar>
+            <w:top w:w="0" w:type="dxa"/>
+            <w:left w:w="0" w:type="dxa"/>
+            <w:bottom w:w="0" w:type="dxa"/>
+            <w:right w:w="0" w:type="dxa"/>
+          </w:tblCellMar>
+        </w:tblPrEx>
+        <w:tc>
+          <w:tcPr>
+            <w:tcW w:w="2400" w:type="dxa"/>
+          </w:tcPr>
+          <w:p>
+            <w:r>
+              <w:lastRenderedPageBreak/>
               <w:t>Средний срок выдачи</w:t>
             </w:r>
           </w:p>
@@ -260,7 +498,6 @@
           </w:tcPr>
           <w:p>
             <w:r>
-              <w:rPr/>
               <w:t>16.3 дней</w:t>
             </w:r>
           </w:p>
@@ -270,21 +507,37 @@
             <w:tcW w:w="2400" w:type="dxa"/>
           </w:tcPr>
           <w:p>
-            <w:r>
-              <w:rPr/>
-              <w:t>AVG(loan_days)</w:t>
+            <w:proofErr w:type="gramStart"/>
+            <w:r>
+              <w:t>AVG(</w:t>
+            </w:r>
+            <w:proofErr w:type="spellStart"/>
+            <w:proofErr w:type="gramEnd"/>
+            <w:r>
+              <w:t>loan_days</w:t>
+            </w:r>
+            <w:proofErr w:type="spellEnd"/>
+            <w:r>
+              <w:t>)</w:t>
             </w:r>
           </w:p>
         </w:tc>
       </w:tr>
       <w:tr>
-        <w:tc>
-          <w:tcPr>
-            <w:tcW w:w="2400" w:type="dxa"/>
-          </w:tcPr>
-          <w:p>
-            <w:r>
-              <w:rPr/>
+        <w:tblPrEx>
+          <w:tblCellMar>
+            <w:top w:w="0" w:type="dxa"/>
+            <w:left w:w="0" w:type="dxa"/>
+            <w:bottom w:w="0" w:type="dxa"/>
+            <w:right w:w="0" w:type="dxa"/>
+          </w:tblCellMar>
+        </w:tblPrEx>
+        <w:tc>
+          <w:tcPr>
+            <w:tcW w:w="2400" w:type="dxa"/>
+          </w:tcPr>
+          <w:p>
+            <w:r>
               <w:t>Доля выдач с продлением</w:t>
             </w:r>
           </w:p>
@@ -295,7 +548,6 @@
           </w:tcPr>
           <w:p>
             <w:r>
-              <w:rPr/>
               <w:t>21.0%</w:t>
             </w:r>
           </w:p>
@@ -305,21 +557,40 @@
             <w:tcW w:w="2400" w:type="dxa"/>
           </w:tcPr>
           <w:p>
-            <w:r>
-              <w:rPr/>
-              <w:t>renewal_count &gt; 0</w:t>
+            <w:proofErr w:type="spellStart"/>
+            <w:r>
+              <w:t>renewal_</w:t>
+            </w:r>
+            <w:proofErr w:type="gramStart"/>
+            <w:r>
+              <w:t>count</w:t>
+            </w:r>
+            <w:proofErr w:type="spellEnd"/>
+            <w:r>
+              <w:t xml:space="preserve"> &gt;</w:t>
+            </w:r>
+            <w:proofErr w:type="gramEnd"/>
+            <w:r>
+              <w:t xml:space="preserve"> 0</w:t>
             </w:r>
           </w:p>
         </w:tc>
       </w:tr>
       <w:tr>
-        <w:tc>
-          <w:tcPr>
-            <w:tcW w:w="2400" w:type="dxa"/>
-          </w:tcPr>
-          <w:p>
-            <w:r>
-              <w:rPr/>
+        <w:tblPrEx>
+          <w:tblCellMar>
+            <w:top w:w="0" w:type="dxa"/>
+            <w:left w:w="0" w:type="dxa"/>
+            <w:bottom w:w="0" w:type="dxa"/>
+            <w:right w:w="0" w:type="dxa"/>
+          </w:tblCellMar>
+        </w:tblPrEx>
+        <w:tc>
+          <w:tcPr>
+            <w:tcW w:w="2400" w:type="dxa"/>
+          </w:tcPr>
+          <w:p>
+            <w:r>
               <w:t>Доля выдач с просрочкой</w:t>
             </w:r>
           </w:p>
@@ -330,7 +601,6 @@
           </w:tcPr>
           <w:p>
             <w:r>
-              <w:rPr/>
               <w:t>27.7%</w:t>
             </w:r>
           </w:p>
@@ -340,9 +610,21 @@
             <w:tcW w:w="2400" w:type="dxa"/>
           </w:tcPr>
           <w:p>
-            <w:r>
-              <w:rPr/>
-              <w:t>overdue_days &gt; 0</w:t>
+            <w:proofErr w:type="spellStart"/>
+            <w:r>
+              <w:t>overdue_</w:t>
+            </w:r>
+            <w:proofErr w:type="gramStart"/>
+            <w:r>
+              <w:t>days</w:t>
+            </w:r>
+            <w:proofErr w:type="spellEnd"/>
+            <w:r>
+              <w:t xml:space="preserve"> &gt;</w:t>
+            </w:r>
+            <w:proofErr w:type="gramEnd"/>
+            <w:r>
+              <w:t xml:space="preserve"> 0</w:t>
             </w:r>
           </w:p>
         </w:tc>
@@ -350,27 +632,51 @@
     </w:tbl>
     <w:p>
       <w:pPr>
-        <w:pStyle w:val="Heading1"/>
+        <w:pStyle w:val="1"/>
         <w:spacing w:line="360" w:lineRule="auto"/>
       </w:pPr>
       <w:r>
-        <w:t xml:space="preserve">Таблица 1. Показатели по филиалам</w:t>
+        <w:t>Таблица 1. Показатели по филиалам</w:t>
       </w:r>
     </w:p>
     <w:tbl>
       <w:tblPr>
-        <w:tblStyle w:val="TableGrid"/>
+        <w:tblStyle w:val="a4"/>
         <w:tblW w:w="0" w:type="auto"/>
+        <w:tblInd w:w="5" w:type="dxa"/>
         <w:tblBorders>
-          <w:top w:val="single" w:sz="4"/>
-          <w:left w:val="single" w:sz="4"/>
-          <w:bottom w:val="single" w:sz="4"/>
-          <w:right w:val="single" w:sz="4"/>
-          <w:insideH w:val="single" w:sz="4"/>
-          <w:insideV w:val="single" w:sz="4"/>
+          <w:top w:val="single" w:sz="4" w:space="0" w:color="auto"/>
+          <w:left w:val="single" w:sz="4" w:space="0" w:color="auto"/>
+          <w:bottom w:val="single" w:sz="4" w:space="0" w:color="auto"/>
+          <w:right w:val="single" w:sz="4" w:space="0" w:color="auto"/>
+          <w:insideH w:val="single" w:sz="4" w:space="0" w:color="auto"/>
+          <w:insideV w:val="single" w:sz="4" w:space="0" w:color="auto"/>
         </w:tblBorders>
+        <w:tblCellMar>
+          <w:top w:w="0" w:type="dxa"/>
+          <w:left w:w="0" w:type="dxa"/>
+          <w:bottom w:w="0" w:type="dxa"/>
+          <w:right w:w="0" w:type="dxa"/>
+        </w:tblCellMar>
+        <w:tblLook w:val="04A0" w:firstRow="1" w:lastRow="0" w:firstColumn="1" w:lastColumn="0" w:noHBand="0" w:noVBand="1"/>
       </w:tblPr>
+      <w:tblGrid>
+        <w:gridCol w:w="1792"/>
+        <w:gridCol w:w="1278"/>
+        <w:gridCol w:w="1501"/>
+        <w:gridCol w:w="2102"/>
+        <w:gridCol w:w="1350"/>
+        <w:gridCol w:w="1620"/>
+      </w:tblGrid>
       <w:tr>
+        <w:tblPrEx>
+          <w:tblCellMar>
+            <w:top w:w="0" w:type="dxa"/>
+            <w:left w:w="0" w:type="dxa"/>
+            <w:bottom w:w="0" w:type="dxa"/>
+            <w:right w:w="0" w:type="dxa"/>
+          </w:tblCellMar>
+        </w:tblPrEx>
         <w:tc>
           <w:tcPr>
             <w:tcW w:w="2400" w:type="dxa"/>
@@ -451,13 +757,20 @@
         </w:tc>
       </w:tr>
       <w:tr>
-        <w:tc>
-          <w:tcPr>
-            <w:tcW w:w="2400" w:type="dxa"/>
-          </w:tcPr>
-          <w:p>
-            <w:r>
-              <w:rPr/>
+        <w:tblPrEx>
+          <w:tblCellMar>
+            <w:top w:w="0" w:type="dxa"/>
+            <w:left w:w="0" w:type="dxa"/>
+            <w:bottom w:w="0" w:type="dxa"/>
+            <w:right w:w="0" w:type="dxa"/>
+          </w:tblCellMar>
+        </w:tblPrEx>
+        <w:tc>
+          <w:tcPr>
+            <w:tcW w:w="2400" w:type="dxa"/>
+          </w:tcPr>
+          <w:p>
+            <w:r>
               <w:t>Центральная библиотека</w:t>
             </w:r>
           </w:p>
@@ -468,7 +781,6 @@
           </w:tcPr>
           <w:p>
             <w:r>
-              <w:rPr/>
               <w:t>867</w:t>
             </w:r>
           </w:p>
@@ -479,7 +791,6 @@
           </w:tcPr>
           <w:p>
             <w:r>
-              <w:rPr/>
               <w:t>391</w:t>
             </w:r>
           </w:p>
@@ -490,7 +801,6 @@
           </w:tcPr>
           <w:p>
             <w:r>
-              <w:rPr/>
               <w:t>190</w:t>
             </w:r>
           </w:p>
@@ -501,7 +811,6 @@
           </w:tcPr>
           <w:p>
             <w:r>
-              <w:rPr/>
               <w:t>16.7</w:t>
             </w:r>
           </w:p>
@@ -512,20 +821,26 @@
           </w:tcPr>
           <w:p>
             <w:r>
-              <w:rPr/>
               <w:t>28.3</w:t>
             </w:r>
           </w:p>
         </w:tc>
       </w:tr>
       <w:tr>
-        <w:tc>
-          <w:tcPr>
-            <w:tcW w:w="2400" w:type="dxa"/>
-          </w:tcPr>
-          <w:p>
-            <w:r>
-              <w:rPr/>
+        <w:tblPrEx>
+          <w:tblCellMar>
+            <w:top w:w="0" w:type="dxa"/>
+            <w:left w:w="0" w:type="dxa"/>
+            <w:bottom w:w="0" w:type="dxa"/>
+            <w:right w:w="0" w:type="dxa"/>
+          </w:tblCellMar>
+        </w:tblPrEx>
+        <w:tc>
+          <w:tcPr>
+            <w:tcW w:w="2400" w:type="dxa"/>
+          </w:tcPr>
+          <w:p>
+            <w:r>
               <w:t>Филиал студенческого городка</w:t>
             </w:r>
           </w:p>
@@ -536,7 +851,6 @@
           </w:tcPr>
           <w:p>
             <w:r>
-              <w:rPr/>
               <w:t>587</w:t>
             </w:r>
           </w:p>
@@ -547,7 +861,6 @@
           </w:tcPr>
           <w:p>
             <w:r>
-              <w:rPr/>
               <w:t>329</w:t>
             </w:r>
           </w:p>
@@ -558,7 +871,6 @@
           </w:tcPr>
           <w:p>
             <w:r>
-              <w:rPr/>
               <w:t>182</w:t>
             </w:r>
           </w:p>
@@ -569,7 +881,6 @@
           </w:tcPr>
           <w:p>
             <w:r>
-              <w:rPr/>
               <w:t>16.0</w:t>
             </w:r>
           </w:p>
@@ -580,20 +891,26 @@
           </w:tcPr>
           <w:p>
             <w:r>
-              <w:rPr/>
               <w:t>26.7</w:t>
             </w:r>
           </w:p>
         </w:tc>
       </w:tr>
       <w:tr>
-        <w:tc>
-          <w:tcPr>
-            <w:tcW w:w="2400" w:type="dxa"/>
-          </w:tcPr>
-          <w:p>
-            <w:r>
-              <w:rPr/>
+        <w:tblPrEx>
+          <w:tblCellMar>
+            <w:top w:w="0" w:type="dxa"/>
+            <w:left w:w="0" w:type="dxa"/>
+            <w:bottom w:w="0" w:type="dxa"/>
+            <w:right w:w="0" w:type="dxa"/>
+          </w:tblCellMar>
+        </w:tblPrEx>
+        <w:tc>
+          <w:tcPr>
+            <w:tcW w:w="2400" w:type="dxa"/>
+          </w:tcPr>
+          <w:p>
+            <w:r>
               <w:t>Филиал северного района</w:t>
             </w:r>
           </w:p>
@@ -604,7 +921,6 @@
           </w:tcPr>
           <w:p>
             <w:r>
-              <w:rPr/>
               <w:t>462</w:t>
             </w:r>
           </w:p>
@@ -615,7 +931,6 @@
           </w:tcPr>
           <w:p>
             <w:r>
-              <w:rPr/>
               <w:t>297</w:t>
             </w:r>
           </w:p>
@@ -626,7 +941,6 @@
           </w:tcPr>
           <w:p>
             <w:r>
-              <w:rPr/>
               <w:t>169</w:t>
             </w:r>
           </w:p>
@@ -637,7 +951,6 @@
           </w:tcPr>
           <w:p>
             <w:r>
-              <w:rPr/>
               <w:t>16.2</w:t>
             </w:r>
           </w:p>
@@ -648,20 +961,26 @@
           </w:tcPr>
           <w:p>
             <w:r>
-              <w:rPr/>
               <w:t>24.7</w:t>
             </w:r>
           </w:p>
         </w:tc>
       </w:tr>
       <w:tr>
-        <w:tc>
-          <w:tcPr>
-            <w:tcW w:w="2400" w:type="dxa"/>
-          </w:tcPr>
-          <w:p>
-            <w:r>
-              <w:rPr/>
+        <w:tblPrEx>
+          <w:tblCellMar>
+            <w:top w:w="0" w:type="dxa"/>
+            <w:left w:w="0" w:type="dxa"/>
+            <w:bottom w:w="0" w:type="dxa"/>
+            <w:right w:w="0" w:type="dxa"/>
+          </w:tblCellMar>
+        </w:tblPrEx>
+        <w:tc>
+          <w:tcPr>
+            <w:tcW w:w="2400" w:type="dxa"/>
+          </w:tcPr>
+          <w:p>
+            <w:r>
               <w:t>Детско-юношеский филиал</w:t>
             </w:r>
           </w:p>
@@ -672,7 +991,6 @@
           </w:tcPr>
           <w:p>
             <w:r>
-              <w:rPr/>
               <w:t>284</w:t>
             </w:r>
           </w:p>
@@ -683,7 +1001,6 @@
           </w:tcPr>
           <w:p>
             <w:r>
-              <w:rPr/>
               <w:t>201</w:t>
             </w:r>
           </w:p>
@@ -694,7 +1011,6 @@
           </w:tcPr>
           <w:p>
             <w:r>
-              <w:rPr/>
               <w:t>150</w:t>
             </w:r>
           </w:p>
@@ -705,7 +1021,6 @@
           </w:tcPr>
           <w:p>
             <w:r>
-              <w:rPr/>
               <w:t>15.8</w:t>
             </w:r>
           </w:p>
@@ -716,7 +1031,6 @@
           </w:tcPr>
           <w:p>
             <w:r>
-              <w:rPr/>
               <w:t>33.1</w:t>
             </w:r>
           </w:p>
@@ -725,27 +1039,51 @@
     </w:tbl>
     <w:p>
       <w:pPr>
-        <w:pStyle w:val="Heading1"/>
+        <w:pStyle w:val="1"/>
         <w:spacing w:line="360" w:lineRule="auto"/>
       </w:pPr>
       <w:r>
-        <w:t xml:space="preserve">Таблица 2. Показатели по разделам фонда</w:t>
+        <w:t>Таблица 2. Показатели по разделам фонда</w:t>
       </w:r>
     </w:p>
     <w:tbl>
       <w:tblPr>
-        <w:tblStyle w:val="TableGrid"/>
+        <w:tblStyle w:val="a4"/>
         <w:tblW w:w="0" w:type="auto"/>
+        <w:tblInd w:w="5" w:type="dxa"/>
         <w:tblBorders>
-          <w:top w:val="single" w:sz="4"/>
-          <w:left w:val="single" w:sz="4"/>
-          <w:bottom w:val="single" w:sz="4"/>
-          <w:right w:val="single" w:sz="4"/>
-          <w:insideH w:val="single" w:sz="4"/>
-          <w:insideV w:val="single" w:sz="4"/>
+          <w:top w:val="single" w:sz="4" w:space="0" w:color="auto"/>
+          <w:left w:val="single" w:sz="4" w:space="0" w:color="auto"/>
+          <w:bottom w:val="single" w:sz="4" w:space="0" w:color="auto"/>
+          <w:right w:val="single" w:sz="4" w:space="0" w:color="auto"/>
+          <w:insideH w:val="single" w:sz="4" w:space="0" w:color="auto"/>
+          <w:insideV w:val="single" w:sz="4" w:space="0" w:color="auto"/>
         </w:tblBorders>
+        <w:tblCellMar>
+          <w:top w:w="0" w:type="dxa"/>
+          <w:left w:w="0" w:type="dxa"/>
+          <w:bottom w:w="0" w:type="dxa"/>
+          <w:right w:w="0" w:type="dxa"/>
+        </w:tblCellMar>
+        <w:tblLook w:val="04A0" w:firstRow="1" w:lastRow="0" w:firstColumn="1" w:lastColumn="0" w:noHBand="0" w:noVBand="1"/>
       </w:tblPr>
+      <w:tblGrid>
+        <w:gridCol w:w="2027"/>
+        <w:gridCol w:w="963"/>
+        <w:gridCol w:w="1529"/>
+        <w:gridCol w:w="2019"/>
+        <w:gridCol w:w="1707"/>
+        <w:gridCol w:w="1398"/>
+      </w:tblGrid>
       <w:tr>
+        <w:tblPrEx>
+          <w:tblCellMar>
+            <w:top w:w="0" w:type="dxa"/>
+            <w:left w:w="0" w:type="dxa"/>
+            <w:bottom w:w="0" w:type="dxa"/>
+            <w:right w:w="0" w:type="dxa"/>
+          </w:tblCellMar>
+        </w:tblPrEx>
         <w:tc>
           <w:tcPr>
             <w:tcW w:w="2400" w:type="dxa"/>
@@ -826,24 +1164,35 @@
         </w:tc>
       </w:tr>
       <w:tr>
-        <w:tc>
-          <w:tcPr>
-            <w:tcW w:w="2400" w:type="dxa"/>
-          </w:tcPr>
-          <w:p>
-            <w:r>
-              <w:rPr/>
-              <w:t>Учебная литература</w:t>
-            </w:r>
-          </w:p>
-        </w:tc>
-        <w:tc>
-          <w:tcPr>
-            <w:tcW w:w="2400" w:type="dxa"/>
-          </w:tcPr>
-          <w:p>
-            <w:r>
-              <w:rPr/>
+        <w:tblPrEx>
+          <w:tblCellMar>
+            <w:top w:w="0" w:type="dxa"/>
+            <w:left w:w="0" w:type="dxa"/>
+            <w:bottom w:w="0" w:type="dxa"/>
+            <w:right w:w="0" w:type="dxa"/>
+          </w:tblCellMar>
+        </w:tblPrEx>
+        <w:tc>
+          <w:tcPr>
+            <w:tcW w:w="2400" w:type="dxa"/>
+          </w:tcPr>
+          <w:p>
+            <w:r>
+              <w:t xml:space="preserve">Учебная </w:t>
+            </w:r>
+            <w:r>
+              <w:lastRenderedPageBreak/>
+              <w:t>литература</w:t>
+            </w:r>
+          </w:p>
+        </w:tc>
+        <w:tc>
+          <w:tcPr>
+            <w:tcW w:w="2400" w:type="dxa"/>
+          </w:tcPr>
+          <w:p>
+            <w:r>
+              <w:lastRenderedPageBreak/>
               <w:t>580</w:t>
             </w:r>
           </w:p>
@@ -854,7 +1203,6 @@
           </w:tcPr>
           <w:p>
             <w:r>
-              <w:rPr/>
               <w:t>2253</w:t>
             </w:r>
           </w:p>
@@ -865,7 +1213,6 @@
           </w:tcPr>
           <w:p>
             <w:r>
-              <w:rPr/>
               <w:t>37</w:t>
             </w:r>
           </w:p>
@@ -876,7 +1223,6 @@
           </w:tcPr>
           <w:p>
             <w:r>
-              <w:rPr/>
               <w:t>15.68</w:t>
             </w:r>
           </w:p>
@@ -887,20 +1233,26 @@
           </w:tcPr>
           <w:p>
             <w:r>
-              <w:rPr/>
               <w:t>22.2</w:t>
             </w:r>
           </w:p>
         </w:tc>
       </w:tr>
       <w:tr>
-        <w:tc>
-          <w:tcPr>
-            <w:tcW w:w="2400" w:type="dxa"/>
-          </w:tcPr>
-          <w:p>
-            <w:r>
-              <w:rPr/>
+        <w:tblPrEx>
+          <w:tblCellMar>
+            <w:top w:w="0" w:type="dxa"/>
+            <w:left w:w="0" w:type="dxa"/>
+            <w:bottom w:w="0" w:type="dxa"/>
+            <w:right w:w="0" w:type="dxa"/>
+          </w:tblCellMar>
+        </w:tblPrEx>
+        <w:tc>
+          <w:tcPr>
+            <w:tcW w:w="2400" w:type="dxa"/>
+          </w:tcPr>
+          <w:p>
+            <w:r>
               <w:t>Информационные технологии</w:t>
             </w:r>
           </w:p>
@@ -911,7 +1263,6 @@
           </w:tcPr>
           <w:p>
             <w:r>
-              <w:rPr/>
               <w:t>475</w:t>
             </w:r>
           </w:p>
@@ -922,7 +1273,6 @@
           </w:tcPr>
           <w:p>
             <w:r>
-              <w:rPr/>
               <w:t>1521</w:t>
             </w:r>
           </w:p>
@@ -933,7 +1283,6 @@
           </w:tcPr>
           <w:p>
             <w:r>
-              <w:rPr/>
               <w:t>34</w:t>
             </w:r>
           </w:p>
@@ -944,7 +1293,6 @@
           </w:tcPr>
           <w:p>
             <w:r>
-              <w:rPr/>
               <w:t>13.97</w:t>
             </w:r>
           </w:p>
@@ -955,20 +1303,26 @@
           </w:tcPr>
           <w:p>
             <w:r>
-              <w:rPr/>
               <w:t>21.9</w:t>
             </w:r>
           </w:p>
         </w:tc>
       </w:tr>
       <w:tr>
-        <w:tc>
-          <w:tcPr>
-            <w:tcW w:w="2400" w:type="dxa"/>
-          </w:tcPr>
-          <w:p>
-            <w:r>
-              <w:rPr/>
+        <w:tblPrEx>
+          <w:tblCellMar>
+            <w:top w:w="0" w:type="dxa"/>
+            <w:left w:w="0" w:type="dxa"/>
+            <w:bottom w:w="0" w:type="dxa"/>
+            <w:right w:w="0" w:type="dxa"/>
+          </w:tblCellMar>
+        </w:tblPrEx>
+        <w:tc>
+          <w:tcPr>
+            <w:tcW w:w="2400" w:type="dxa"/>
+          </w:tcPr>
+          <w:p>
+            <w:r>
               <w:t>Экономика и менеджмент</w:t>
             </w:r>
           </w:p>
@@ -979,7 +1333,6 @@
           </w:tcPr>
           <w:p>
             <w:r>
-              <w:rPr/>
               <w:t>376</w:t>
             </w:r>
           </w:p>
@@ -990,7 +1343,6 @@
           </w:tcPr>
           <w:p>
             <w:r>
-              <w:rPr/>
               <w:t>1463</w:t>
             </w:r>
           </w:p>
@@ -1001,7 +1353,6 @@
           </w:tcPr>
           <w:p>
             <w:r>
-              <w:rPr/>
               <w:t>31</w:t>
             </w:r>
           </w:p>
@@ -1012,7 +1363,6 @@
           </w:tcPr>
           <w:p>
             <w:r>
-              <w:rPr/>
               <w:t>12.13</w:t>
             </w:r>
           </w:p>
@@ -1023,20 +1373,26 @@
           </w:tcPr>
           <w:p>
             <w:r>
-              <w:rPr/>
               <w:t>23.1</w:t>
             </w:r>
           </w:p>
         </w:tc>
       </w:tr>
       <w:tr>
-        <w:tc>
-          <w:tcPr>
-            <w:tcW w:w="2400" w:type="dxa"/>
-          </w:tcPr>
-          <w:p>
-            <w:r>
-              <w:rPr/>
+        <w:tblPrEx>
+          <w:tblCellMar>
+            <w:top w:w="0" w:type="dxa"/>
+            <w:left w:w="0" w:type="dxa"/>
+            <w:bottom w:w="0" w:type="dxa"/>
+            <w:right w:w="0" w:type="dxa"/>
+          </w:tblCellMar>
+        </w:tblPrEx>
+        <w:tc>
+          <w:tcPr>
+            <w:tcW w:w="2400" w:type="dxa"/>
+          </w:tcPr>
+          <w:p>
+            <w:r>
               <w:t>Художественная литература</w:t>
             </w:r>
           </w:p>
@@ -1047,7 +1403,6 @@
           </w:tcPr>
           <w:p>
             <w:r>
-              <w:rPr/>
               <w:t>345</w:t>
             </w:r>
           </w:p>
@@ -1058,7 +1413,6 @@
           </w:tcPr>
           <w:p>
             <w:r>
-              <w:rPr/>
               <w:t>1223</w:t>
             </w:r>
           </w:p>
@@ -1069,7 +1423,6 @@
           </w:tcPr>
           <w:p>
             <w:r>
-              <w:rPr/>
               <w:t>36</w:t>
             </w:r>
           </w:p>
@@ -1080,7 +1433,6 @@
           </w:tcPr>
           <w:p>
             <w:r>
-              <w:rPr/>
               <w:t>9.58</w:t>
             </w:r>
           </w:p>
@@ -1091,20 +1443,26 @@
           </w:tcPr>
           <w:p>
             <w:r>
-              <w:rPr/>
               <w:t>18.6</w:t>
             </w:r>
           </w:p>
         </w:tc>
       </w:tr>
       <w:tr>
-        <w:tc>
-          <w:tcPr>
-            <w:tcW w:w="2400" w:type="dxa"/>
-          </w:tcPr>
-          <w:p>
-            <w:r>
-              <w:rPr/>
+        <w:tblPrEx>
+          <w:tblCellMar>
+            <w:top w:w="0" w:type="dxa"/>
+            <w:left w:w="0" w:type="dxa"/>
+            <w:bottom w:w="0" w:type="dxa"/>
+            <w:right w:w="0" w:type="dxa"/>
+          </w:tblCellMar>
+        </w:tblPrEx>
+        <w:tc>
+          <w:tcPr>
+            <w:tcW w:w="2400" w:type="dxa"/>
+          </w:tcPr>
+          <w:p>
+            <w:r>
               <w:t>Естественные науки</w:t>
             </w:r>
           </w:p>
@@ -1115,7 +1473,6 @@
           </w:tcPr>
           <w:p>
             <w:r>
-              <w:rPr/>
               <w:t>228</w:t>
             </w:r>
           </w:p>
@@ -1126,7 +1483,6 @@
           </w:tcPr>
           <w:p>
             <w:r>
-              <w:rPr/>
               <w:t>576</w:t>
             </w:r>
           </w:p>
@@ -1137,7 +1493,6 @@
           </w:tcPr>
           <w:p>
             <w:r>
-              <w:rPr/>
               <w:t>29</w:t>
             </w:r>
           </w:p>
@@ -1148,7 +1503,6 @@
           </w:tcPr>
           <w:p>
             <w:r>
-              <w:rPr/>
               <w:t>7.86</w:t>
             </w:r>
           </w:p>
@@ -1159,20 +1513,26 @@
           </w:tcPr>
           <w:p>
             <w:r>
-              <w:rPr/>
               <w:t>17.5</w:t>
             </w:r>
           </w:p>
         </w:tc>
       </w:tr>
       <w:tr>
-        <w:tc>
-          <w:tcPr>
-            <w:tcW w:w="2400" w:type="dxa"/>
-          </w:tcPr>
-          <w:p>
-            <w:r>
-              <w:rPr/>
+        <w:tblPrEx>
+          <w:tblCellMar>
+            <w:top w:w="0" w:type="dxa"/>
+            <w:left w:w="0" w:type="dxa"/>
+            <w:bottom w:w="0" w:type="dxa"/>
+            <w:right w:w="0" w:type="dxa"/>
+          </w:tblCellMar>
+        </w:tblPrEx>
+        <w:tc>
+          <w:tcPr>
+            <w:tcW w:w="2400" w:type="dxa"/>
+          </w:tcPr>
+          <w:p>
+            <w:r>
               <w:t>Гуманитарные науки</w:t>
             </w:r>
           </w:p>
@@ -1183,7 +1543,6 @@
           </w:tcPr>
           <w:p>
             <w:r>
-              <w:rPr/>
               <w:t>196</w:t>
             </w:r>
           </w:p>
@@ -1194,7 +1553,6 @@
           </w:tcPr>
           <w:p>
             <w:r>
-              <w:rPr/>
               <w:t>713</w:t>
             </w:r>
           </w:p>
@@ -1205,7 +1563,6 @@
           </w:tcPr>
           <w:p>
             <w:r>
-              <w:rPr/>
               <w:t>28</w:t>
             </w:r>
           </w:p>
@@ -1216,7 +1573,6 @@
           </w:tcPr>
           <w:p>
             <w:r>
-              <w:rPr/>
               <w:t>7.0</w:t>
             </w:r>
           </w:p>
@@ -1227,7 +1583,6 @@
           </w:tcPr>
           <w:p>
             <w:r>
-              <w:rPr/>
               <w:t>19.9</w:t>
             </w:r>
           </w:p>
@@ -1236,102 +1591,971 @@
     </w:tbl>
     <w:p>
       <w:pPr>
-        <w:pStyle w:val="Heading1"/>
+        <w:pStyle w:val="1"/>
         <w:spacing w:line="360" w:lineRule="auto"/>
       </w:pPr>
       <w:r>
-        <w:t xml:space="preserve">Графики и диаграммы</w:t>
+        <w:t>Графики и диаграммы</w:t>
       </w:r>
     </w:p>
     <w:p>
       <w:pPr>
-        <w:spacing w:line="360" w:lineRule="auto"/>
         <w:jc w:val="both"/>
+        <w:rPr>
+          <w:lang w:val="en-US"/>
+        </w:rPr>
       </w:pPr>
       <w:r>
-        <w:t xml:space="preserve">Рисунок 1. Динамика выдач библиотечного фонда по месяцам. Файл: chart_loans_by_month.svg.</w:t>
+        <w:t>Рисунок 1. Динамика выдач библиотечного фонда по месяцам. Файл</w:t>
+      </w:r>
+      <w:r>
+        <w:rPr>
+          <w:lang w:val="en-US"/>
+        </w:rPr>
+        <w:t xml:space="preserve">: </w:t>
+      </w:r>
+      <w:proofErr w:type="spellStart"/>
+      <w:r>
+        <w:rPr>
+          <w:lang w:val="en-US"/>
+        </w:rPr>
+        <w:t>chart_loans_by_month.svg</w:t>
+      </w:r>
+      <w:proofErr w:type="spellEnd"/>
+      <w:r>
+        <w:rPr>
+          <w:lang w:val="en-US"/>
+        </w:rPr>
+        <w:t>.</w:t>
       </w:r>
     </w:p>
     <w:p>
       <w:pPr>
-        <w:spacing w:line="360" w:lineRule="auto"/>
         <w:jc w:val="both"/>
+        <w:rPr>
+          <w:lang w:val="en-US"/>
+        </w:rPr>
       </w:pPr>
       <w:r>
-        <w:t xml:space="preserve">Рисунок 2. Средняя обращаемость издания по разделам фонда. Файл: chart_turnover_by_category.svg.</w:t>
+        <w:rPr>
+          <w:noProof/>
+          <w:lang w:val="en-US"/>
+        </w:rPr>
+        <w:drawing>
+          <wp:inline distT="0" distB="0" distL="0" distR="0" wp14:anchorId="293FCF36" wp14:editId="38DEA9C8">
+            <wp:extent cx="6120130" cy="3496945"/>
+            <wp:effectExtent l="0" t="0" r="0" b="0"/>
+            <wp:docPr id="1" name="Рисунок 1"/>
+            <wp:cNvGraphicFramePr>
+              <a:graphicFrameLocks xmlns:a="http://schemas.openxmlformats.org/drawingml/2006/main" noChangeAspect="1"/>
+            </wp:cNvGraphicFramePr>
+            <a:graphic xmlns:a="http://schemas.openxmlformats.org/drawingml/2006/main">
+              <a:graphicData uri="http://schemas.openxmlformats.org/drawingml/2006/picture">
+                <pic:pic xmlns:pic="http://schemas.openxmlformats.org/drawingml/2006/picture">
+                  <pic:nvPicPr>
+                    <pic:cNvPr id="1" name="Рисунок 1"/>
+                    <pic:cNvPicPr/>
+                  </pic:nvPicPr>
+                  <pic:blipFill>
+                    <a:blip r:embed="rId4">
+                      <a:extLst>
+                        <a:ext uri="{96DAC541-7B7A-43D3-8B79-37D633B846F1}">
+                          <asvg:svgBlip xmlns:asvg="http://schemas.microsoft.com/office/drawing/2016/SVG/main" r:embed="rId5"/>
+                        </a:ext>
+                      </a:extLst>
+                    </a:blip>
+                    <a:stretch>
+                      <a:fillRect/>
+                    </a:stretch>
+                  </pic:blipFill>
+                  <pic:spPr>
+                    <a:xfrm>
+                      <a:off x="0" y="0"/>
+                      <a:ext cx="6120130" cy="3496945"/>
+                    </a:xfrm>
+                    <a:prstGeom prst="rect">
+                      <a:avLst/>
+                    </a:prstGeom>
+                  </pic:spPr>
+                </pic:pic>
+              </a:graphicData>
+            </a:graphic>
+          </wp:inline>
+        </w:drawing>
       </w:r>
     </w:p>
     <w:p>
       <w:pPr>
-        <w:pStyle w:val="Heading1"/>
-        <w:spacing w:line="360" w:lineRule="auto"/>
+        <w:jc w:val="both"/>
+        <w:rPr>
+          <w:lang w:val="en-US"/>
+        </w:rPr>
       </w:pPr>
       <w:r>
-        <w:t xml:space="preserve">Краткий анализ</w:t>
+        <w:t>Рисунок 2. Средняя обращаемость издания по разделам фонда. Файл</w:t>
+      </w:r>
+      <w:r>
+        <w:rPr>
+          <w:lang w:val="en-US"/>
+        </w:rPr>
+        <w:t xml:space="preserve">: </w:t>
+      </w:r>
+      <w:proofErr w:type="spellStart"/>
+      <w:r>
+        <w:rPr>
+          <w:lang w:val="en-US"/>
+        </w:rPr>
+        <w:t>chart_turnover_by_category.svg</w:t>
+      </w:r>
+      <w:proofErr w:type="spellEnd"/>
+      <w:r>
+        <w:rPr>
+          <w:lang w:val="en-US"/>
+        </w:rPr>
+        <w:t>.</w:t>
       </w:r>
     </w:p>
     <w:p>
       <w:pPr>
+        <w:jc w:val="both"/>
+        <w:rPr>
+          <w:lang w:val="en-US"/>
+        </w:rPr>
+      </w:pPr>
+      <w:r>
+        <w:rPr>
+          <w:noProof/>
+          <w:lang w:val="en-US"/>
+        </w:rPr>
+        <w:lastRenderedPageBreak/>
+        <w:drawing>
+          <wp:inline distT="0" distB="0" distL="0" distR="0" wp14:anchorId="34F275D9" wp14:editId="6BC15331">
+            <wp:extent cx="6120130" cy="3496945"/>
+            <wp:effectExtent l="0" t="0" r="0" b="0"/>
+            <wp:docPr id="2" name="Рисунок 2"/>
+            <wp:cNvGraphicFramePr>
+              <a:graphicFrameLocks xmlns:a="http://schemas.openxmlformats.org/drawingml/2006/main" noChangeAspect="1"/>
+            </wp:cNvGraphicFramePr>
+            <a:graphic xmlns:a="http://schemas.openxmlformats.org/drawingml/2006/main">
+              <a:graphicData uri="http://schemas.openxmlformats.org/drawingml/2006/picture">
+                <pic:pic xmlns:pic="http://schemas.openxmlformats.org/drawingml/2006/picture">
+                  <pic:nvPicPr>
+                    <pic:cNvPr id="2" name="Рисунок 2"/>
+                    <pic:cNvPicPr/>
+                  </pic:nvPicPr>
+                  <pic:blipFill>
+                    <a:blip r:embed="rId6">
+                      <a:extLst>
+                        <a:ext uri="{96DAC541-7B7A-43D3-8B79-37D633B846F1}">
+                          <asvg:svgBlip xmlns:asvg="http://schemas.microsoft.com/office/drawing/2016/SVG/main" r:embed="rId7"/>
+                        </a:ext>
+                      </a:extLst>
+                    </a:blip>
+                    <a:stretch>
+                      <a:fillRect/>
+                    </a:stretch>
+                  </pic:blipFill>
+                  <pic:spPr>
+                    <a:xfrm>
+                      <a:off x="0" y="0"/>
+                      <a:ext cx="6120130" cy="3496945"/>
+                    </a:xfrm>
+                    <a:prstGeom prst="rect">
+                      <a:avLst/>
+                    </a:prstGeom>
+                  </pic:spPr>
+                </pic:pic>
+              </a:graphicData>
+            </a:graphic>
+          </wp:inline>
+        </w:drawing>
+      </w:r>
+    </w:p>
+    <w:p>
+      <w:pPr>
+        <w:pStyle w:val="1"/>
         <w:spacing w:line="360" w:lineRule="auto"/>
+      </w:pPr>
+      <w:r>
+        <w:t>Краткий анализ</w:t>
+      </w:r>
+    </w:p>
+    <w:p>
+      <w:pPr>
         <w:jc w:val="both"/>
       </w:pPr>
       <w:r>
-        <w:t xml:space="preserve">Промежуточные результаты показывают, что выбранная модель данных пригодна для анализа эффективности использования фонда. Система позволяет выявлять наиболее востребованные разделы, сравнивать филиалы по числу выдач и активности читателей, а также отслеживать косвенные признаки проблем обслуживания, например долю просрочек и продлений. Ограничением текущего этапа является демонстрационный характер данных; на следующем этапе требуется уточнить набор источников, расширить модель под реальные данные и включить полученные результаты в общий отчет по практике.</w:t>
+        <w:t>Промежуточные результаты показывают, что выбранная модель данных пригодна для анализа эффективности использования фонда. Система позволяет выявлять наиболее востребованные разделы, сравнивать филиалы по числу выдач и активности читателей, а также отслеживать косвенные признаки проблем обслуживания, например долю просрочек и продлений. Ограничением текущего этапа является демонстрационный характер данных; на следующем этапе требуется уточнить набор источников, расширить модель под реальные данные и включить полученные результаты в общий отчет по практике.</w:t>
       </w:r>
     </w:p>
     <w:sectPr>
       <w:pgSz w:w="11906" w:h="16838"/>
-      <w:pgMar w:top="850" w:right="567" w:bottom="1134" w:left="1701"/>
+      <w:pgMar w:top="850" w:right="567" w:bottom="1134" w:left="1701" w:header="720" w:footer="720" w:gutter="0"/>
+      <w:cols w:space="720"/>
     </w:sectPr>
   </w:body>
 </w:document>
 </file>
 
 <file path=word/styles.xml><?xml version="1.0" encoding="utf-8"?>
-<w:styles xmlns:w="http://schemas.openxmlformats.org/wordprocessingml/2006/main">
+<w:styles xmlns:mc="http://schemas.openxmlformats.org/markup-compatibility/2006" xmlns:r="http://schemas.openxmlformats.org/officeDocument/2006/relationships" xmlns:w="http://schemas.openxmlformats.org/wordprocessingml/2006/main" xmlns:w14="http://schemas.microsoft.com/office/word/2010/wordml" xmlns:w15="http://schemas.microsoft.com/office/word/2012/wordml" xmlns:w16cex="http://schemas.microsoft.com/office/word/2018/wordml/cex" xmlns:w16cid="http://schemas.microsoft.com/office/word/2016/wordml/cid" xmlns:w16="http://schemas.microsoft.com/office/word/2018/wordml" xmlns:w16sdtdh="http://schemas.microsoft.com/office/word/2020/wordml/sdtdatahash" xmlns:w16se="http://schemas.microsoft.com/office/word/2015/wordml/symex" mc:Ignorable="w14 w15 w16se w16cid w16 w16cex w16sdtdh">
   <w:docDefaults>
     <w:rPrDefault>
       <w:rPr>
-        <w:rFonts w:ascii="Times New Roman" w:hAnsi="Times New Roman" w:cs="Times New Roman"/>
+        <w:rFonts w:ascii="Times New Roman" w:eastAsia="Times New Roman" w:hAnsi="Times New Roman" w:cs="Times New Roman"/>
         <w:sz w:val="26"/>
+        <w:lang w:val="ru-RU" w:eastAsia="ru-RU" w:bidi="ar-SA"/>
       </w:rPr>
     </w:rPrDefault>
+    <w:pPrDefault>
+      <w:pPr>
+        <w:spacing w:after="160" w:line="278" w:lineRule="auto"/>
+      </w:pPr>
+    </w:pPrDefault>
   </w:docDefaults>
-  <w:style w:type="paragraph" w:default="1" w:styleId="Normal">
+  <w:latentStyles w:defLockedState="0" w:defUIPriority="99" w:defSemiHidden="0" w:defUnhideWhenUsed="0" w:defQFormat="0" w:count="376">
+    <w:lsdException w:name="Normal" w:uiPriority="0" w:qFormat="1"/>
+    <w:lsdException w:name="heading 1" w:uiPriority="9" w:qFormat="1"/>
+    <w:lsdException w:name="heading 2" w:semiHidden="1" w:uiPriority="9" w:unhideWhenUsed="1" w:qFormat="1"/>
+    <w:lsdException w:name="heading 3" w:semiHidden="1" w:uiPriority="9" w:unhideWhenUsed="1" w:qFormat="1"/>
+    <w:lsdException w:name="heading 4" w:semiHidden="1" w:uiPriority="9" w:unhideWhenUsed="1" w:qFormat="1"/>
+    <w:lsdException w:name="heading 5" w:semiHidden="1" w:uiPriority="9" w:unhideWhenUsed="1" w:qFormat="1"/>
+    <w:lsdException w:name="heading 6" w:semiHidden="1" w:uiPriority="9" w:unhideWhenUsed="1" w:qFormat="1"/>
+    <w:lsdException w:name="heading 7" w:semiHidden="1" w:uiPriority="9" w:unhideWhenUsed="1" w:qFormat="1"/>
+    <w:lsdException w:name="heading 8" w:semiHidden="1" w:uiPriority="9" w:unhideWhenUsed="1" w:qFormat="1"/>
+    <w:lsdException w:name="heading 9" w:semiHidden="1" w:uiPriority="9" w:unhideWhenUsed="1" w:qFormat="1"/>
+    <w:lsdException w:name="index 1" w:semiHidden="1" w:unhideWhenUsed="1"/>
+    <w:lsdException w:name="index 2" w:semiHidden="1" w:unhideWhenUsed="1"/>
+    <w:lsdException w:name="index 3" w:semiHidden="1" w:unhideWhenUsed="1"/>
+    <w:lsdException w:name="index 4" w:semiHidden="1" w:unhideWhenUsed="1"/>
+    <w:lsdException w:name="index 5" w:semiHidden="1" w:unhideWhenUsed="1"/>
+    <w:lsdException w:name="index 6" w:semiHidden="1" w:unhideWhenUsed="1"/>
+    <w:lsdException w:name="index 7" w:semiHidden="1" w:unhideWhenUsed="1"/>
+    <w:lsdException w:name="index 8" w:semiHidden="1" w:unhideWhenUsed="1"/>
+    <w:lsdException w:name="index 9" w:semiHidden="1" w:unhideWhenUsed="1"/>
+    <w:lsdException w:name="toc 1" w:semiHidden="1" w:uiPriority="39" w:unhideWhenUsed="1"/>
+    <w:lsdException w:name="toc 2" w:semiHidden="1" w:uiPriority="39" w:unhideWhenUsed="1"/>
+    <w:lsdException w:name="toc 3" w:semiHidden="1" w:uiPriority="39" w:unhideWhenUsed="1"/>
+    <w:lsdException w:name="toc 4" w:semiHidden="1" w:uiPriority="39" w:unhideWhenUsed="1"/>
+    <w:lsdException w:name="toc 5" w:semiHidden="1" w:uiPriority="39" w:unhideWhenUsed="1"/>
+    <w:lsdException w:name="toc 6" w:semiHidden="1" w:uiPriority="39" w:unhideWhenUsed="1"/>
+    <w:lsdException w:name="toc 7" w:semiHidden="1" w:uiPriority="39" w:unhideWhenUsed="1"/>
+    <w:lsdException w:name="toc 8" w:semiHidden="1" w:uiPriority="39" w:unhideWhenUsed="1"/>
+    <w:lsdException w:name="toc 9" w:semiHidden="1" w:uiPriority="39" w:unhideWhenUsed="1"/>
+    <w:lsdException w:name="Normal Indent" w:semiHidden="1" w:unhideWhenUsed="1"/>
+    <w:lsdException w:name="footnote text" w:semiHidden="1" w:unhideWhenUsed="1"/>
+    <w:lsdException w:name="annotation text" w:semiHidden="1" w:unhideWhenUsed="1"/>
+    <w:lsdException w:name="header" w:semiHidden="1" w:unhideWhenUsed="1"/>
+    <w:lsdException w:name="footer" w:semiHidden="1" w:unhideWhenUsed="1"/>
+    <w:lsdException w:name="index heading" w:semiHidden="1" w:unhideWhenUsed="1"/>
+    <w:lsdException w:name="caption" w:semiHidden="1" w:uiPriority="35" w:unhideWhenUsed="1" w:qFormat="1"/>
+    <w:lsdException w:name="table of figures" w:semiHidden="1" w:unhideWhenUsed="1"/>
+    <w:lsdException w:name="envelope address" w:semiHidden="1" w:unhideWhenUsed="1"/>
+    <w:lsdException w:name="envelope return" w:semiHidden="1" w:unhideWhenUsed="1"/>
+    <w:lsdException w:name="footnote reference" w:semiHidden="1" w:unhideWhenUsed="1"/>
+    <w:lsdException w:name="annotation reference" w:semiHidden="1" w:unhideWhenUsed="1"/>
+    <w:lsdException w:name="line number" w:semiHidden="1" w:unhideWhenUsed="1"/>
+    <w:lsdException w:name="page number" w:semiHidden="1" w:unhideWhenUsed="1"/>
+    <w:lsdException w:name="endnote reference" w:semiHidden="1" w:unhideWhenUsed="1"/>
+    <w:lsdException w:name="endnote text" w:semiHidden="1" w:unhideWhenUsed="1"/>
+    <w:lsdException w:name="table of authorities" w:semiHidden="1" w:unhideWhenUsed="1"/>
+    <w:lsdException w:name="macro" w:semiHidden="1" w:unhideWhenUsed="1"/>
+    <w:lsdException w:name="toa heading" w:semiHidden="1" w:unhideWhenUsed="1"/>
+    <w:lsdException w:name="List" w:semiHidden="1" w:unhideWhenUsed="1"/>
+    <w:lsdException w:name="List Bullet" w:semiHidden="1" w:unhideWhenUsed="1"/>
+    <w:lsdException w:name="List Number" w:semiHidden="1" w:unhideWhenUsed="1"/>
+    <w:lsdException w:name="List 2" w:semiHidden="1" w:unhideWhenUsed="1"/>
+    <w:lsdException w:name="List 3" w:semiHidden="1" w:unhideWhenUsed="1"/>
+    <w:lsdException w:name="List 4" w:semiHidden="1" w:unhideWhenUsed="1"/>
+    <w:lsdException w:name="List 5" w:semiHidden="1" w:unhideWhenUsed="1"/>
+    <w:lsdException w:name="List Bullet 2" w:semiHidden="1" w:unhideWhenUsed="1"/>
+    <w:lsdException w:name="List Bullet 3" w:semiHidden="1" w:unhideWhenUsed="1"/>
+    <w:lsdException w:name="List Bullet 4" w:semiHidden="1" w:unhideWhenUsed="1"/>
+    <w:lsdException w:name="List Bullet 5" w:semiHidden="1" w:unhideWhenUsed="1"/>
+    <w:lsdException w:name="List Number 2" w:semiHidden="1" w:unhideWhenUsed="1"/>
+    <w:lsdException w:name="List Number 3" w:semiHidden="1" w:unhideWhenUsed="1"/>
+    <w:lsdException w:name="List Number 4" w:semiHidden="1" w:unhideWhenUsed="1"/>
+    <w:lsdException w:name="List Number 5" w:semiHidden="1" w:unhideWhenUsed="1"/>
+    <w:lsdException w:name="Title" w:uiPriority="10" w:qFormat="1"/>
+    <w:lsdException w:name="Closing" w:semiHidden="1" w:unhideWhenUsed="1"/>
+    <w:lsdException w:name="Signature" w:semiHidden="1" w:unhideWhenUsed="1"/>
+    <w:lsdException w:name="Default Paragraph Font" w:semiHidden="1" w:uiPriority="1" w:unhideWhenUsed="1"/>
+    <w:lsdException w:name="Body Text" w:semiHidden="1" w:unhideWhenUsed="1"/>
+    <w:lsdException w:name="Body Text Indent" w:semiHidden="1" w:unhideWhenUsed="1"/>
+    <w:lsdException w:name="List Continue" w:semiHidden="1" w:unhideWhenUsed="1"/>
+    <w:lsdException w:name="List Continue 2" w:semiHidden="1" w:unhideWhenUsed="1"/>
+    <w:lsdException w:name="List Continue 3" w:semiHidden="1" w:unhideWhenUsed="1"/>
+    <w:lsdException w:name="List Continue 4" w:semiHidden="1" w:unhideWhenUsed="1"/>
+    <w:lsdException w:name="List Continue 5" w:semiHidden="1" w:unhideWhenUsed="1"/>
+    <w:lsdException w:name="Message Header" w:semiHidden="1" w:unhideWhenUsed="1"/>
+    <w:lsdException w:name="Subtitle" w:uiPriority="11" w:qFormat="1"/>
+    <w:lsdException w:name="Salutation" w:semiHidden="1" w:unhideWhenUsed="1"/>
+    <w:lsdException w:name="Date" w:semiHidden="1" w:unhideWhenUsed="1"/>
+    <w:lsdException w:name="Body Text First Indent" w:semiHidden="1" w:unhideWhenUsed="1"/>
+    <w:lsdException w:name="Body Text First Indent 2" w:semiHidden="1" w:unhideWhenUsed="1"/>
+    <w:lsdException w:name="Note Heading" w:semiHidden="1" w:unhideWhenUsed="1"/>
+    <w:lsdException w:name="Body Text 2" w:semiHidden="1" w:unhideWhenUsed="1"/>
+    <w:lsdException w:name="Body Text 3" w:semiHidden="1" w:unhideWhenUsed="1"/>
+    <w:lsdException w:name="Body Text Indent 2" w:semiHidden="1" w:unhideWhenUsed="1"/>
+    <w:lsdException w:name="Body Text Indent 3" w:semiHidden="1" w:unhideWhenUsed="1"/>
+    <w:lsdException w:name="Block Text" w:semiHidden="1" w:unhideWhenUsed="1"/>
+    <w:lsdException w:name="Hyperlink" w:semiHidden="1" w:unhideWhenUsed="1"/>
+    <w:lsdException w:name="FollowedHyperlink" w:semiHidden="1" w:unhideWhenUsed="1"/>
+    <w:lsdException w:name="Strong" w:uiPriority="22" w:qFormat="1"/>
+    <w:lsdException w:name="Emphasis" w:uiPriority="20" w:qFormat="1"/>
+    <w:lsdException w:name="Document Map" w:semiHidden="1" w:unhideWhenUsed="1"/>
+    <w:lsdException w:name="Plain Text" w:semiHidden="1" w:unhideWhenUsed="1"/>
+    <w:lsdException w:name="E-mail Signature" w:semiHidden="1" w:unhideWhenUsed="1"/>
+    <w:lsdException w:name="HTML Top of Form" w:semiHidden="1" w:unhideWhenUsed="1"/>
+    <w:lsdException w:name="HTML Bottom of Form" w:semiHidden="1" w:unhideWhenUsed="1"/>
+    <w:lsdException w:name="Normal (Web)" w:semiHidden="1" w:unhideWhenUsed="1"/>
+    <w:lsdException w:name="HTML Acronym" w:semiHidden="1" w:unhideWhenUsed="1"/>
+    <w:lsdException w:name="HTML Address" w:semiHidden="1" w:unhideWhenUsed="1"/>
+    <w:lsdException w:name="HTML Cite" w:semiHidden="1" w:unhideWhenUsed="1"/>
+    <w:lsdException w:name="HTML Code" w:semiHidden="1" w:unhideWhenUsed="1"/>
+    <w:lsdException w:name="HTML Definition" w:semiHidden="1" w:unhideWhenUsed="1"/>
+    <w:lsdException w:name="HTML Keyboard" w:semiHidden="1" w:unhideWhenUsed="1"/>
+    <w:lsdException w:name="HTML Preformatted" w:semiHidden="1" w:unhideWhenUsed="1"/>
+    <w:lsdException w:name="HTML Sample" w:semiHidden="1" w:unhideWhenUsed="1"/>
+    <w:lsdException w:name="HTML Typewriter" w:semiHidden="1" w:unhideWhenUsed="1"/>
+    <w:lsdException w:name="HTML Variable" w:semiHidden="1" w:unhideWhenUsed="1"/>
+    <w:lsdException w:name="Normal Table" w:semiHidden="1" w:unhideWhenUsed="1"/>
+    <w:lsdException w:name="annotation subject" w:semiHidden="1" w:unhideWhenUsed="1"/>
+    <w:lsdException w:name="No List" w:semiHidden="1" w:unhideWhenUsed="1"/>
+    <w:lsdException w:name="Outline List 1" w:semiHidden="1" w:unhideWhenUsed="1"/>
+    <w:lsdException w:name="Outline List 2" w:semiHidden="1" w:unhideWhenUsed="1"/>
+    <w:lsdException w:name="Outline List 3" w:semiHidden="1" w:unhideWhenUsed="1"/>
+    <w:lsdException w:name="Table Simple 1" w:semiHidden="1" w:unhideWhenUsed="1"/>
+    <w:lsdException w:name="Table Simple 2" w:semiHidden="1" w:unhideWhenUsed="1"/>
+    <w:lsdException w:name="Table Simple 3" w:semiHidden="1" w:unhideWhenUsed="1"/>
+    <w:lsdException w:name="Table Classic 1" w:semiHidden="1" w:unhideWhenUsed="1"/>
+    <w:lsdException w:name="Table Classic 2" w:semiHidden="1" w:unhideWhenUsed="1"/>
+    <w:lsdException w:name="Table Classic 3" w:semiHidden="1" w:unhideWhenUsed="1"/>
+    <w:lsdException w:name="Table Classic 4" w:semiHidden="1" w:unhideWhenUsed="1"/>
+    <w:lsdException w:name="Table Colorful 1" w:semiHidden="1" w:unhideWhenUsed="1"/>
+    <w:lsdException w:name="Table Colorful 2" w:semiHidden="1" w:unhideWhenUsed="1"/>
+    <w:lsdException w:name="Table Colorful 3" w:semiHidden="1" w:unhideWhenUsed="1"/>
+    <w:lsdException w:name="Table Columns 1" w:semiHidden="1" w:unhideWhenUsed="1"/>
+    <w:lsdException w:name="Table Columns 2" w:semiHidden="1" w:unhideWhenUsed="1"/>
+    <w:lsdException w:name="Table Columns 3" w:semiHidden="1" w:unhideWhenUsed="1"/>
+    <w:lsdException w:name="Table Columns 4" w:semiHidden="1" w:unhideWhenUsed="1"/>
+    <w:lsdException w:name="Table Columns 5" w:semiHidden="1" w:unhideWhenUsed="1"/>
+    <w:lsdException w:name="Table Grid 1" w:semiHidden="1" w:unhideWhenUsed="1"/>
+    <w:lsdException w:name="Table Grid 2" w:semiHidden="1" w:unhideWhenUsed="1"/>
+    <w:lsdException w:name="Table Grid 3" w:semiHidden="1" w:unhideWhenUsed="1"/>
+    <w:lsdException w:name="Table Grid 4" w:semiHidden="1" w:unhideWhenUsed="1"/>
+    <w:lsdException w:name="Table Grid 5" w:semiHidden="1" w:unhideWhenUsed="1"/>
+    <w:lsdException w:name="Table Grid 6" w:semiHidden="1" w:unhideWhenUsed="1"/>
+    <w:lsdException w:name="Table Grid 7" w:semiHidden="1" w:unhideWhenUsed="1"/>
+    <w:lsdException w:name="Table Grid 8" w:semiHidden="1" w:unhideWhenUsed="1"/>
+    <w:lsdException w:name="Table List 1" w:semiHidden="1" w:unhideWhenUsed="1"/>
+    <w:lsdException w:name="Table List 2" w:semiHidden="1" w:unhideWhenUsed="1"/>
+    <w:lsdException w:name="Table List 3" w:semiHidden="1" w:unhideWhenUsed="1"/>
+    <w:lsdException w:name="Table List 4" w:semiHidden="1" w:unhideWhenUsed="1"/>
+    <w:lsdException w:name="Table List 5" w:semiHidden="1" w:unhideWhenUsed="1"/>
+    <w:lsdException w:name="Table List 6" w:semiHidden="1" w:unhideWhenUsed="1"/>
+    <w:lsdException w:name="Table List 7" w:semiHidden="1" w:unhideWhenUsed="1"/>
+    <w:lsdException w:name="Table List 8" w:semiHidden="1" w:unhideWhenUsed="1"/>
+    <w:lsdException w:name="Table 3D effects 1" w:semiHidden="1" w:unhideWhenUsed="1"/>
+    <w:lsdException w:name="Table 3D effects 2" w:semiHidden="1" w:unhideWhenUsed="1"/>
+    <w:lsdException w:name="Table 3D effects 3" w:semiHidden="1" w:unhideWhenUsed="1"/>
+    <w:lsdException w:name="Table Contemporary" w:semiHidden="1" w:unhideWhenUsed="1"/>
+    <w:lsdException w:name="Table Elegant" w:semiHidden="1" w:unhideWhenUsed="1"/>
+    <w:lsdException w:name="Table Professional" w:semiHidden="1" w:unhideWhenUsed="1"/>
+    <w:lsdException w:name="Table Subtle 1" w:semiHidden="1" w:unhideWhenUsed="1"/>
+    <w:lsdException w:name="Table Subtle 2" w:semiHidden="1" w:unhideWhenUsed="1"/>
+    <w:lsdException w:name="Table Web 1" w:semiHidden="1" w:unhideWhenUsed="1"/>
+    <w:lsdException w:name="Table Web 2" w:semiHidden="1" w:unhideWhenUsed="1"/>
+    <w:lsdException w:name="Table Web 3" w:semiHidden="1" w:unhideWhenUsed="1"/>
+    <w:lsdException w:name="Balloon Text" w:semiHidden="1" w:unhideWhenUsed="1"/>
+    <w:lsdException w:name="Table Grid" w:uiPriority="39"/>
+    <w:lsdException w:name="Table Theme" w:semiHidden="1" w:unhideWhenUsed="1"/>
+    <w:lsdException w:name="Placeholder Text" w:semiHidden="1"/>
+    <w:lsdException w:name="No Spacing" w:uiPriority="1" w:qFormat="1"/>
+    <w:lsdException w:name="Light Shading" w:uiPriority="60"/>
+    <w:lsdException w:name="Light List" w:uiPriority="61"/>
+    <w:lsdException w:name="Light Grid" w:uiPriority="62"/>
+    <w:lsdException w:name="Medium Shading 1" w:uiPriority="63"/>
+    <w:lsdException w:name="Medium Shading 2" w:uiPriority="64"/>
+    <w:lsdException w:name="Medium List 1" w:uiPriority="65"/>
+    <w:lsdException w:name="Medium List 2" w:uiPriority="66"/>
+    <w:lsdException w:name="Medium Grid 1" w:uiPriority="67"/>
+    <w:lsdException w:name="Medium Grid 2" w:uiPriority="68"/>
+    <w:lsdException w:name="Medium Grid 3" w:uiPriority="69"/>
+    <w:lsdException w:name="Dark List" w:uiPriority="70"/>
+    <w:lsdException w:name="Colorful Shading" w:uiPriority="71"/>
+    <w:lsdException w:name="Colorful List" w:uiPriority="72"/>
+    <w:lsdException w:name="Colorful Grid" w:uiPriority="73"/>
+    <w:lsdException w:name="Light Shading Accent 1" w:uiPriority="60"/>
+    <w:lsdException w:name="Light List Accent 1" w:uiPriority="61"/>
+    <w:lsdException w:name="Light Grid Accent 1" w:uiPriority="62"/>
+    <w:lsdException w:name="Medium Shading 1 Accent 1" w:uiPriority="63"/>
+    <w:lsdException w:name="Medium Shading 2 Accent 1" w:uiPriority="64"/>
+    <w:lsdException w:name="Medium List 1 Accent 1" w:uiPriority="65"/>
+    <w:lsdException w:name="Revision" w:semiHidden="1"/>
+    <w:lsdException w:name="List Paragraph" w:uiPriority="34" w:qFormat="1"/>
+    <w:lsdException w:name="Quote" w:uiPriority="29" w:qFormat="1"/>
+    <w:lsdException w:name="Intense Quote" w:uiPriority="30" w:qFormat="1"/>
+    <w:lsdException w:name="Medium List 2 Accent 1" w:uiPriority="66"/>
+    <w:lsdException w:name="Medium Grid 1 Accent 1" w:uiPriority="67"/>
+    <w:lsdException w:name="Medium Grid 2 Accent 1" w:uiPriority="68"/>
+    <w:lsdException w:name="Medium Grid 3 Accent 1" w:uiPriority="69"/>
+    <w:lsdException w:name="Dark List Accent 1" w:uiPriority="70"/>
+    <w:lsdException w:name="Colorful Shading Accent 1" w:uiPriority="71"/>
+    <w:lsdException w:name="Colorful List Accent 1" w:uiPriority="72"/>
+    <w:lsdException w:name="Colorful Grid Accent 1" w:uiPriority="73"/>
+    <w:lsdException w:name="Light Shading Accent 2" w:uiPriority="60"/>
+    <w:lsdException w:name="Light List Accent 2" w:uiPriority="61"/>
+    <w:lsdException w:name="Light Grid Accent 2" w:uiPriority="62"/>
+    <w:lsdException w:name="Medium Shading 1 Accent 2" w:uiPriority="63"/>
+    <w:lsdException w:name="Medium Shading 2 Accent 2" w:uiPriority="64"/>
+    <w:lsdException w:name="Medium List 1 Accent 2" w:uiPriority="65"/>
+    <w:lsdException w:name="Medium List 2 Accent 2" w:uiPriority="66"/>
+    <w:lsdException w:name="Medium Grid 1 Accent 2" w:uiPriority="67"/>
+    <w:lsdException w:name="Medium Grid 2 Accent 2" w:uiPriority="68"/>
+    <w:lsdException w:name="Medium Grid 3 Accent 2" w:uiPriority="69"/>
+    <w:lsdException w:name="Dark List Accent 2" w:uiPriority="70"/>
+    <w:lsdException w:name="Colorful Shading Accent 2" w:uiPriority="71"/>
+    <w:lsdException w:name="Colorful List Accent 2" w:uiPriority="72"/>
+    <w:lsdException w:name="Colorful Grid Accent 2" w:uiPriority="73"/>
+    <w:lsdException w:name="Light Shading Accent 3" w:uiPriority="60"/>
+    <w:lsdException w:name="Light List Accent 3" w:uiPriority="61"/>
+    <w:lsdException w:name="Light Grid Accent 3" w:uiPriority="62"/>
+    <w:lsdException w:name="Medium Shading 1 Accent 3" w:uiPriority="63"/>
+    <w:lsdException w:name="Medium Shading 2 Accent 3" w:uiPriority="64"/>
+    <w:lsdException w:name="Medium List 1 Accent 3" w:uiPriority="65"/>
+    <w:lsdException w:name="Medium List 2 Accent 3" w:uiPriority="66"/>
+    <w:lsdException w:name="Medium Grid 1 Accent 3" w:uiPriority="67"/>
+    <w:lsdException w:name="Medium Grid 2 Accent 3" w:uiPriority="68"/>
+    <w:lsdException w:name="Medium Grid 3 Accent 3" w:uiPriority="69"/>
+    <w:lsdException w:name="Dark List Accent 3" w:uiPriority="70"/>
+    <w:lsdException w:name="Colorful Shading Accent 3" w:uiPriority="71"/>
+    <w:lsdException w:name="Colorful List Accent 3" w:uiPriority="72"/>
+    <w:lsdException w:name="Colorful Grid Accent 3" w:uiPriority="73"/>
+    <w:lsdException w:name="Light Shading Accent 4" w:uiPriority="60"/>
+    <w:lsdException w:name="Light List Accent 4" w:uiPriority="61"/>
+    <w:lsdException w:name="Light Grid Accent 4" w:uiPriority="62"/>
+    <w:lsdException w:name="Medium Shading 1 Accent 4" w:uiPriority="63"/>
+    <w:lsdException w:name="Medium Shading 2 Accent 4" w:uiPriority="64"/>
+    <w:lsdException w:name="Medium List 1 Accent 4" w:uiPriority="65"/>
+    <w:lsdException w:name="Medium List 2 Accent 4" w:uiPriority="66"/>
+    <w:lsdException w:name="Medium Grid 1 Accent 4" w:uiPriority="67"/>
+    <w:lsdException w:name="Medium Grid 2 Accent 4" w:uiPriority="68"/>
+    <w:lsdException w:name="Medium Grid 3 Accent 4" w:uiPriority="69"/>
+    <w:lsdException w:name="Dark List Accent 4" w:uiPriority="70"/>
+    <w:lsdException w:name="Colorful Shading Accent 4" w:uiPriority="71"/>
+    <w:lsdException w:name="Colorful List Accent 4" w:uiPriority="72"/>
+    <w:lsdException w:name="Colorful Grid Accent 4" w:uiPriority="73"/>
+    <w:lsdException w:name="Light Shading Accent 5" w:uiPriority="60"/>
+    <w:lsdException w:name="Light List Accent 5" w:uiPriority="61"/>
+    <w:lsdException w:name="Light Grid Accent 5" w:uiPriority="62"/>
+    <w:lsdException w:name="Medium Shading 1 Accent 5" w:uiPriority="63"/>
+    <w:lsdException w:name="Medium Shading 2 Accent 5" w:uiPriority="64"/>
+    <w:lsdException w:name="Medium List 1 Accent 5" w:uiPriority="65"/>
+    <w:lsdException w:name="Medium List 2 Accent 5" w:uiPriority="66"/>
+    <w:lsdException w:name="Medium Grid 1 Accent 5" w:uiPriority="67"/>
+    <w:lsdException w:name="Medium Grid 2 Accent 5" w:uiPriority="68"/>
+    <w:lsdException w:name="Medium Grid 3 Accent 5" w:uiPriority="69"/>
+    <w:lsdException w:name="Dark List Accent 5" w:uiPriority="70"/>
+    <w:lsdException w:name="Colorful Shading Accent 5" w:uiPriority="71"/>
+    <w:lsdException w:name="Colorful List Accent 5" w:uiPriority="72"/>
+    <w:lsdException w:name="Colorful Grid Accent 5" w:uiPriority="73"/>
+    <w:lsdException w:name="Light Shading Accent 6" w:uiPriority="60"/>
+    <w:lsdException w:name="Light List Accent 6" w:uiPriority="61"/>
+    <w:lsdException w:name="Light Grid Accent 6" w:uiPriority="62"/>
+    <w:lsdException w:name="Medium Shading 1 Accent 6" w:uiPriority="63"/>
+    <w:lsdException w:name="Medium Shading 2 Accent 6" w:uiPriority="64"/>
+    <w:lsdException w:name="Medium List 1 Accent 6" w:uiPriority="65"/>
+    <w:lsdException w:name="Medium List 2 Accent 6" w:uiPriority="66"/>
+    <w:lsdException w:name="Medium Grid 1 Accent 6" w:uiPriority="67"/>
+    <w:lsdException w:name="Medium Grid 2 Accent 6" w:uiPriority="68"/>
+    <w:lsdException w:name="Medium Grid 3 Accent 6" w:uiPriority="69"/>
+    <w:lsdException w:name="Dark List Accent 6" w:uiPriority="70"/>
+    <w:lsdException w:name="Colorful Shading Accent 6" w:uiPriority="71"/>
+    <w:lsdException w:name="Colorful List Accent 6" w:uiPriority="72"/>
+    <w:lsdException w:name="Colorful Grid Accent 6" w:uiPriority="73"/>
+    <w:lsdException w:name="Subtle Emphasis" w:uiPriority="19" w:qFormat="1"/>
+    <w:lsdException w:name="Intense Emphasis" w:uiPriority="21" w:qFormat="1"/>
+    <w:lsdException w:name="Subtle Reference" w:uiPriority="31" w:qFormat="1"/>
+    <w:lsdException w:name="Intense Reference" w:uiPriority="32" w:qFormat="1"/>
+    <w:lsdException w:name="Book Title" w:uiPriority="33" w:qFormat="1"/>
+    <w:lsdException w:name="Bibliography" w:semiHidden="1" w:uiPriority="37" w:unhideWhenUsed="1"/>
+    <w:lsdException w:name="TOC Heading" w:semiHidden="1" w:uiPriority="39" w:unhideWhenUsed="1" w:qFormat="1"/>
+    <w:lsdException w:name="Plain Table 1" w:uiPriority="41"/>
+    <w:lsdException w:name="Plain Table 2" w:uiPriority="42"/>
+    <w:lsdException w:name="Plain Table 3" w:uiPriority="43"/>
+    <w:lsdException w:name="Plain Table 4" w:uiPriority="44"/>
+    <w:lsdException w:name="Plain Table 5" w:uiPriority="45"/>
+    <w:lsdException w:name="Grid Table Light" w:uiPriority="40"/>
+    <w:lsdException w:name="Grid Table 1 Light" w:uiPriority="46"/>
+    <w:lsdException w:name="Grid Table 2" w:uiPriority="47"/>
+    <w:lsdException w:name="Grid Table 3" w:uiPriority="48"/>
+    <w:lsdException w:name="Grid Table 4" w:uiPriority="49"/>
+    <w:lsdException w:name="Grid Table 5 Dark" w:uiPriority="50"/>
+    <w:lsdException w:name="Grid Table 6 Colorful" w:uiPriority="51"/>
+    <w:lsdException w:name="Grid Table 7 Colorful" w:uiPriority="52"/>
+    <w:lsdException w:name="Grid Table 1 Light Accent 1" w:uiPriority="46"/>
+    <w:lsdException w:name="Grid Table 2 Accent 1" w:uiPriority="47"/>
+    <w:lsdException w:name="Grid Table 3 Accent 1" w:uiPriority="48"/>
+    <w:lsdException w:name="Grid Table 4 Accent 1" w:uiPriority="49"/>
+    <w:lsdException w:name="Grid Table 5 Dark Accent 1" w:uiPriority="50"/>
+    <w:lsdException w:name="Grid Table 6 Colorful Accent 1" w:uiPriority="51"/>
+    <w:lsdException w:name="Grid Table 7 Colorful Accent 1" w:uiPriority="52"/>
+    <w:lsdException w:name="Grid Table 1 Light Accent 2" w:uiPriority="46"/>
+    <w:lsdException w:name="Grid Table 2 Accent 2" w:uiPriority="47"/>
+    <w:lsdException w:name="Grid Table 3 Accent 2" w:uiPriority="48"/>
+    <w:lsdException w:name="Grid Table 4 Accent 2" w:uiPriority="49"/>
+    <w:lsdException w:name="Grid Table 5 Dark Accent 2" w:uiPriority="50"/>
+    <w:lsdException w:name="Grid Table 6 Colorful Accent 2" w:uiPriority="51"/>
+    <w:lsdException w:name="Grid Table 7 Colorful Accent 2" w:uiPriority="52"/>
+    <w:lsdException w:name="Grid Table 1 Light Accent 3" w:uiPriority="46"/>
+    <w:lsdException w:name="Grid Table 2 Accent 3" w:uiPriority="47"/>
+    <w:lsdException w:name="Grid Table 3 Accent 3" w:uiPriority="48"/>
+    <w:lsdException w:name="Grid Table 4 Accent 3" w:uiPriority="49"/>
+    <w:lsdException w:name="Grid Table 5 Dark Accent 3" w:uiPriority="50"/>
+    <w:lsdException w:name="Grid Table 6 Colorful Accent 3" w:uiPriority="51"/>
+    <w:lsdException w:name="Grid Table 7 Colorful Accent 3" w:uiPriority="52"/>
+    <w:lsdException w:name="Grid Table 1 Light Accent 4" w:uiPriority="46"/>
+    <w:lsdException w:name="Grid Table 2 Accent 4" w:uiPriority="47"/>
+    <w:lsdException w:name="Grid Table 3 Accent 4" w:uiPriority="48"/>
+    <w:lsdException w:name="Grid Table 4 Accent 4" w:uiPriority="49"/>
+    <w:lsdException w:name="Grid Table 5 Dark Accent 4" w:uiPriority="50"/>
+    <w:lsdException w:name="Grid Table 6 Colorful Accent 4" w:uiPriority="51"/>
+    <w:lsdException w:name="Grid Table 7 Colorful Accent 4" w:uiPriority="52"/>
+    <w:lsdException w:name="Grid Table 1 Light Accent 5" w:uiPriority="46"/>
+    <w:lsdException w:name="Grid Table 2 Accent 5" w:uiPriority="47"/>
+    <w:lsdException w:name="Grid Table 3 Accent 5" w:uiPriority="48"/>
+    <w:lsdException w:name="Grid Table 4 Accent 5" w:uiPriority="49"/>
+    <w:lsdException w:name="Grid Table 5 Dark Accent 5" w:uiPriority="50"/>
+    <w:lsdException w:name="Grid Table 6 Colorful Accent 5" w:uiPriority="51"/>
+    <w:lsdException w:name="Grid Table 7 Colorful Accent 5" w:uiPriority="52"/>
+    <w:lsdException w:name="Grid Table 1 Light Accent 6" w:uiPriority="46"/>
+    <w:lsdException w:name="Grid Table 2 Accent 6" w:uiPriority="47"/>
+    <w:lsdException w:name="Grid Table 3 Accent 6" w:uiPriority="48"/>
+    <w:lsdException w:name="Grid Table 4 Accent 6" w:uiPriority="49"/>
+    <w:lsdException w:name="Grid Table 5 Dark Accent 6" w:uiPriority="50"/>
+    <w:lsdException w:name="Grid Table 6 Colorful Accent 6" w:uiPriority="51"/>
+    <w:lsdException w:name="Grid Table 7 Colorful Accent 6" w:uiPriority="52"/>
+    <w:lsdException w:name="List Table 1 Light" w:uiPriority="46"/>
+    <w:lsdException w:name="List Table 2" w:uiPriority="47"/>
+    <w:lsdException w:name="List Table 3" w:uiPriority="48"/>
+    <w:lsdException w:name="List Table 4" w:uiPriority="49"/>
+    <w:lsdException w:name="List Table 5 Dark" w:uiPriority="50"/>
+    <w:lsdException w:name="List Table 6 Colorful" w:uiPriority="51"/>
+    <w:lsdException w:name="List Table 7 Colorful" w:uiPriority="52"/>
+    <w:lsdException w:name="List Table 1 Light Accent 1" w:uiPriority="46"/>
+    <w:lsdException w:name="List Table 2 Accent 1" w:uiPriority="47"/>
+    <w:lsdException w:name="List Table 3 Accent 1" w:uiPriority="48"/>
+    <w:lsdException w:name="List Table 4 Accent 1" w:uiPriority="49"/>
+    <w:lsdException w:name="List Table 5 Dark Accent 1" w:uiPriority="50"/>
+    <w:lsdException w:name="List Table 6 Colorful Accent 1" w:uiPriority="51"/>
+    <w:lsdException w:name="List Table 7 Colorful Accent 1" w:uiPriority="52"/>
+    <w:lsdException w:name="List Table 1 Light Accent 2" w:uiPriority="46"/>
+    <w:lsdException w:name="List Table 2 Accent 2" w:uiPriority="47"/>
+    <w:lsdException w:name="List Table 3 Accent 2" w:uiPriority="48"/>
+    <w:lsdException w:name="List Table 4 Accent 2" w:uiPriority="49"/>
+    <w:lsdException w:name="List Table 5 Dark Accent 2" w:uiPriority="50"/>
+    <w:lsdException w:name="List Table 6 Colorful Accent 2" w:uiPriority="51"/>
+    <w:lsdException w:name="List Table 7 Colorful Accent 2" w:uiPriority="52"/>
+    <w:lsdException w:name="List Table 1 Light Accent 3" w:uiPriority="46"/>
+    <w:lsdException w:name="List Table 2 Accent 3" w:uiPriority="47"/>
+    <w:lsdException w:name="List Table 3 Accent 3" w:uiPriority="48"/>
+    <w:lsdException w:name="List Table 4 Accent 3" w:uiPriority="49"/>
+    <w:lsdException w:name="List Table 5 Dark Accent 3" w:uiPriority="50"/>
+    <w:lsdException w:name="List Table 6 Colorful Accent 3" w:uiPriority="51"/>
+    <w:lsdException w:name="List Table 7 Colorful Accent 3" w:uiPriority="52"/>
+    <w:lsdException w:name="List Table 1 Light Accent 4" w:uiPriority="46"/>
+    <w:lsdException w:name="List Table 2 Accent 4" w:uiPriority="47"/>
+    <w:lsdException w:name="List Table 3 Accent 4" w:uiPriority="48"/>
+    <w:lsdException w:name="List Table 4 Accent 4" w:uiPriority="49"/>
+    <w:lsdException w:name="List Table 5 Dark Accent 4" w:uiPriority="50"/>
+    <w:lsdException w:name="List Table 6 Colorful Accent 4" w:uiPriority="51"/>
+    <w:lsdException w:name="List Table 7 Colorful Accent 4" w:uiPriority="52"/>
+    <w:lsdException w:name="List Table 1 Light Accent 5" w:uiPriority="46"/>
+    <w:lsdException w:name="List Table 2 Accent 5" w:uiPriority="47"/>
+    <w:lsdException w:name="List Table 3 Accent 5" w:uiPriority="48"/>
+    <w:lsdException w:name="List Table 4 Accent 5" w:uiPriority="49"/>
+    <w:lsdException w:name="List Table 5 Dark Accent 5" w:uiPriority="50"/>
+    <w:lsdException w:name="List Table 6 Colorful Accent 5" w:uiPriority="51"/>
+    <w:lsdException w:name="List Table 7 Colorful Accent 5" w:uiPriority="52"/>
+    <w:lsdException w:name="List Table 1 Light Accent 6" w:uiPriority="46"/>
+    <w:lsdException w:name="List Table 2 Accent 6" w:uiPriority="47"/>
+    <w:lsdException w:name="List Table 3 Accent 6" w:uiPriority="48"/>
+    <w:lsdException w:name="List Table 4 Accent 6" w:uiPriority="49"/>
+    <w:lsdException w:name="List Table 5 Dark Accent 6" w:uiPriority="50"/>
+    <w:lsdException w:name="List Table 6 Colorful Accent 6" w:uiPriority="51"/>
+    <w:lsdException w:name="List Table 7 Colorful Accent 6" w:uiPriority="52"/>
+    <w:lsdException w:name="Mention" w:semiHidden="1" w:unhideWhenUsed="1"/>
+    <w:lsdException w:name="Smart Hyperlink" w:semiHidden="1" w:unhideWhenUsed="1"/>
+    <w:lsdException w:name="Hashtag" w:semiHidden="1" w:unhideWhenUsed="1"/>
+    <w:lsdException w:name="Unresolved Mention" w:semiHidden="1" w:unhideWhenUsed="1"/>
+    <w:lsdException w:name="Smart Link" w:semiHidden="1" w:unhideWhenUsed="1"/>
+  </w:latentStyles>
+  <w:style w:type="paragraph" w:default="1" w:styleId="a">
     <w:name w:val="Normal"/>
+    <w:qFormat/>
     <w:pPr>
       <w:spacing w:line="360" w:lineRule="auto"/>
     </w:pPr>
+  </w:style>
+  <w:style w:type="paragraph" w:styleId="1">
+    <w:name w:val="heading 1"/>
+    <w:uiPriority w:val="9"/>
+    <w:qFormat/>
+    <w:pPr>
+      <w:spacing w:before="240" w:after="120"/>
+      <w:outlineLvl w:val="0"/>
+    </w:pPr>
     <w:rPr>
-      <w:rFonts w:ascii="Times New Roman" w:hAnsi="Times New Roman" w:cs="Times New Roman"/>
-      <w:sz w:val="26"/>
+      <w:b/>
+      <w:sz w:val="28"/>
     </w:rPr>
   </w:style>
-  <w:style w:type="paragraph" w:styleId="Title">
+  <w:style w:type="character" w:default="1" w:styleId="a0">
+    <w:name w:val="Default Paragraph Font"/>
+    <w:uiPriority w:val="1"/>
+    <w:semiHidden/>
+    <w:unhideWhenUsed/>
+  </w:style>
+  <w:style w:type="table" w:default="1" w:styleId="a1">
+    <w:name w:val="Normal Table"/>
+    <w:uiPriority w:val="99"/>
+    <w:semiHidden/>
+    <w:unhideWhenUsed/>
+    <w:tblPr>
+      <w:tblInd w:w="0" w:type="dxa"/>
+      <w:tblCellMar>
+        <w:top w:w="0" w:type="dxa"/>
+        <w:left w:w="108" w:type="dxa"/>
+        <w:bottom w:w="0" w:type="dxa"/>
+        <w:right w:w="108" w:type="dxa"/>
+      </w:tblCellMar>
+    </w:tblPr>
+  </w:style>
+  <w:style w:type="numbering" w:default="1" w:styleId="a2">
+    <w:name w:val="No List"/>
+    <w:uiPriority w:val="99"/>
+    <w:semiHidden/>
+    <w:unhideWhenUsed/>
+  </w:style>
+  <w:style w:type="paragraph" w:styleId="a3">
     <w:name w:val="Title"/>
+    <w:uiPriority w:val="10"/>
+    <w:qFormat/>
     <w:pPr>
+      <w:spacing w:after="240"/>
       <w:jc w:val="center"/>
-      <w:spacing w:after="240"/>
     </w:pPr>
     <w:rPr>
-      <w:rFonts w:ascii="Times New Roman" w:hAnsi="Times New Roman" w:cs="Times New Roman"/>
       <w:b/>
       <w:sz w:val="32"/>
     </w:rPr>
   </w:style>
-  <w:style w:type="paragraph" w:styleId="Heading1">
-    <w:name w:val="heading 1"/>
-    <w:pPr>
-      <w:spacing w:before="240" w:after="120"/>
-    </w:pPr>
-    <w:rPr>
-      <w:rFonts w:ascii="Times New Roman" w:hAnsi="Times New Roman" w:cs="Times New Roman"/>
-      <w:b/>
-      <w:sz w:val="28"/>
-    </w:rPr>
-  </w:style>
-  <w:style w:type="table" w:styleId="TableGrid">
+  <w:style w:type="table" w:styleId="a4">
     <w:name w:val="Table Grid"/>
+    <w:tblPr>
+      <w:tblCellMar>
+        <w:top w:w="0" w:type="dxa"/>
+        <w:left w:w="0" w:type="dxa"/>
+        <w:bottom w:w="0" w:type="dxa"/>
+        <w:right w:w="0" w:type="dxa"/>
+      </w:tblCellMar>
+    </w:tblPr>
   </w:style>
 </w:styles>
+</file>
+
+<file path=word/theme/theme1.xml><?xml version="1.0" encoding="utf-8"?>
+<a:theme xmlns:a="http://schemas.openxmlformats.org/drawingml/2006/main" name="Тема Office">
+  <a:themeElements>
+    <a:clrScheme name="Стандартная">
+      <a:dk1>
+        <a:sysClr val="windowText" lastClr="000000"/>
+      </a:dk1>
+      <a:lt1>
+        <a:sysClr val="window" lastClr="FFFFFF"/>
+      </a:lt1>
+      <a:dk2>
+        <a:srgbClr val="0E2841"/>
+      </a:dk2>
+      <a:lt2>
+        <a:srgbClr val="E8E8E8"/>
+      </a:lt2>
+      <a:accent1>
+        <a:srgbClr val="156082"/>
+      </a:accent1>
+      <a:accent2>
+        <a:srgbClr val="E97132"/>
+      </a:accent2>
+      <a:accent3>
+        <a:srgbClr val="196B24"/>
+      </a:accent3>
+      <a:accent4>
+        <a:srgbClr val="0F9ED5"/>
+      </a:accent4>
+      <a:accent5>
+        <a:srgbClr val="A02B93"/>
+      </a:accent5>
+      <a:accent6>
+        <a:srgbClr val="4EA72E"/>
+      </a:accent6>
+      <a:hlink>
+        <a:srgbClr val="467886"/>
+      </a:hlink>
+      <a:folHlink>
+        <a:srgbClr val="96607D"/>
+      </a:folHlink>
+    </a:clrScheme>
+    <a:fontScheme name="Стандартная">
+      <a:majorFont>
+        <a:latin typeface="Aptos Display" panose="02110004020202020204"/>
+        <a:ea typeface=""/>
+        <a:cs typeface=""/>
+        <a:font script="Jpan" typeface="游ゴシック Light"/>
+        <a:font script="Hang" typeface="맑은 고딕"/>
+        <a:font script="Hans" typeface="等线 Light"/>
+        <a:font script="Hant" typeface="新細明體"/>
+        <a:font script="Arab" typeface="Times New Roman"/>
+        <a:font script="Hebr" typeface="Times New Roman"/>
+        <a:font script="Thai" typeface="Angsana New"/>
+        <a:font script="Ethi" typeface="Nyala"/>
+        <a:font script="Beng" typeface="Vrinda"/>
+        <a:font script="Gujr" typeface="Shruti"/>
+        <a:font script="Khmr" typeface="MoolBoran"/>
+        <a:font script="Knda" typeface="Tunga"/>
+        <a:font script="Guru" typeface="Raavi"/>
+        <a:font script="Cans" typeface="Euphemia"/>
+        <a:font script="Cher" typeface="Plantagenet Cherokee"/>
+        <a:font script="Yiii" typeface="Microsoft Yi Baiti"/>
+        <a:font script="Tibt" typeface="Microsoft Himalaya"/>
+        <a:font script="Thaa" typeface="MV Boli"/>
+        <a:font script="Deva" typeface="Mangal"/>
+        <a:font script="Telu" typeface="Gautami"/>
+        <a:font script="Taml" typeface="Latha"/>
+        <a:font script="Syrc" typeface="Estrangelo Edessa"/>
+        <a:font script="Orya" typeface="Kalinga"/>
+        <a:font script="Mlym" typeface="Kartika"/>
+        <a:font script="Laoo" typeface="DokChampa"/>
+        <a:font script="Sinh" typeface="Iskoola Pota"/>
+        <a:font script="Mong" typeface="Mongolian Baiti"/>
+        <a:font script="Viet" typeface="Times New Roman"/>
+        <a:font script="Uigh" typeface="Microsoft Uighur"/>
+        <a:font script="Geor" typeface="Sylfaen"/>
+        <a:font script="Armn" typeface="Arial"/>
+        <a:font script="Bugi" typeface="Leelawadee UI"/>
+        <a:font script="Bopo" typeface="Microsoft JhengHei"/>
+        <a:font script="Java" typeface="Javanese Text"/>
+        <a:font script="Lisu" typeface="Segoe UI"/>
+        <a:font script="Mymr" typeface="Myanmar Text"/>
+        <a:font script="Nkoo" typeface="Ebrima"/>
+        <a:font script="Olck" typeface="Nirmala UI"/>
+        <a:font script="Osma" typeface="Ebrima"/>
+        <a:font script="Phag" typeface="Phagspa"/>
+        <a:font script="Syrn" typeface="Estrangelo Edessa"/>
+        <a:font script="Syrj" typeface="Estrangelo Edessa"/>
+        <a:font script="Syre" typeface="Estrangelo Edessa"/>
+        <a:font script="Sora" typeface="Nirmala UI"/>
+        <a:font script="Tale" typeface="Microsoft Tai Le"/>
+        <a:font script="Talu" typeface="Microsoft New Tai Lue"/>
+        <a:font script="Tfng" typeface="Ebrima"/>
+      </a:majorFont>
+      <a:minorFont>
+        <a:latin typeface="Aptos" panose="02110004020202020204"/>
+        <a:ea typeface=""/>
+        <a:cs typeface=""/>
+        <a:font script="Jpan" typeface="游明朝"/>
+        <a:font script="Hang" typeface="맑은 고딕"/>
+        <a:font script="Hans" typeface="等线"/>
+        <a:font script="Hant" typeface="新細明體"/>
+        <a:font script="Arab" typeface="Arial"/>
+        <a:font script="Hebr" typeface="Arial"/>
+        <a:font script="Thai" typeface="Cordia New"/>
+        <a:font script="Ethi" typeface="Nyala"/>
+        <a:font script="Beng" typeface="Vrinda"/>
+        <a:font script="Gujr" typeface="Shruti"/>
+        <a:font script="Khmr" typeface="DaunPenh"/>
+        <a:font script="Knda" typeface="Tunga"/>
+        <a:font script="Guru" typeface="Raavi"/>
+        <a:font script="Cans" typeface="Euphemia"/>
+        <a:font script="Cher" typeface="Plantagenet Cherokee"/>
+        <a:font script="Yiii" typeface="Microsoft Yi Baiti"/>
+        <a:font script="Tibt" typeface="Microsoft Himalaya"/>
+        <a:font script="Thaa" typeface="MV Boli"/>
+        <a:font script="Deva" typeface="Mangal"/>
+        <a:font script="Telu" typeface="Gautami"/>
+        <a:font script="Taml" typeface="Latha"/>
+        <a:font script="Syrc" typeface="Estrangelo Edessa"/>
+        <a:font script="Orya" typeface="Kalinga"/>
+        <a:font script="Mlym" typeface="Kartika"/>
+        <a:font script="Laoo" typeface="DokChampa"/>
+        <a:font script="Sinh" typeface="Iskoola Pota"/>
+        <a:font script="Mong" typeface="Mongolian Baiti"/>
+        <a:font script="Viet" typeface="Arial"/>
+        <a:font script="Uigh" typeface="Microsoft Uighur"/>
+        <a:font script="Geor" typeface="Sylfaen"/>
+        <a:font script="Armn" typeface="Arial"/>
+        <a:font script="Bugi" typeface="Leelawadee UI"/>
+        <a:font script="Bopo" typeface="Microsoft JhengHei"/>
+        <a:font script="Java" typeface="Javanese Text"/>
+        <a:font script="Lisu" typeface="Segoe UI"/>
+        <a:font script="Mymr" typeface="Myanmar Text"/>
+        <a:font script="Nkoo" typeface="Ebrima"/>
+        <a:font script="Olck" typeface="Nirmala UI"/>
+        <a:font script="Osma" typeface="Ebrima"/>
+        <a:font script="Phag" typeface="Phagspa"/>
+        <a:font script="Syrn" typeface="Estrangelo Edessa"/>
+        <a:font script="Syrj" typeface="Estrangelo Edessa"/>
+        <a:font script="Syre" typeface="Estrangelo Edessa"/>
+        <a:font script="Sora" typeface="Nirmala UI"/>
+        <a:font script="Tale" typeface="Microsoft Tai Le"/>
+        <a:font script="Talu" typeface="Microsoft New Tai Lue"/>
+        <a:font script="Tfng" typeface="Ebrima"/>
+      </a:minorFont>
+    </a:fontScheme>
+    <a:fmtScheme name="Стандартная">
+      <a:fillStyleLst>
+        <a:solidFill>
+          <a:schemeClr val="phClr"/>
+        </a:solidFill>
+        <a:gradFill rotWithShape="1">
+          <a:gsLst>
+            <a:gs pos="0">
+              <a:schemeClr val="phClr">
+                <a:lumMod val="110000"/>
+                <a:satMod val="105000"/>
+                <a:tint val="67000"/>
+              </a:schemeClr>
+            </a:gs>
+            <a:gs pos="50000">
+              <a:schemeClr val="phClr">
+                <a:lumMod val="105000"/>
+                <a:satMod val="103000"/>
+                <a:tint val="73000"/>
+              </a:schemeClr>
+            </a:gs>
+            <a:gs pos="100000">
+              <a:schemeClr val="phClr">
+                <a:lumMod val="105000"/>
+                <a:satMod val="109000"/>
+                <a:tint val="81000"/>
+              </a:schemeClr>
+            </a:gs>
+          </a:gsLst>
+          <a:lin ang="5400000" scaled="0"/>
+        </a:gradFill>
+        <a:gradFill rotWithShape="1">
+          <a:gsLst>
+            <a:gs pos="0">
+              <a:schemeClr val="phClr">
+                <a:satMod val="103000"/>
+                <a:lumMod val="102000"/>
+                <a:tint val="94000"/>
+              </a:schemeClr>
+            </a:gs>
+            <a:gs pos="50000">
+              <a:schemeClr val="phClr">
+                <a:satMod val="110000"/>
+                <a:lumMod val="100000"/>
+                <a:shade val="100000"/>
+              </a:schemeClr>
+            </a:gs>
+            <a:gs pos="100000">
+              <a:schemeClr val="phClr">
+                <a:lumMod val="99000"/>
+                <a:satMod val="120000"/>
+                <a:shade val="78000"/>
+              </a:schemeClr>
+            </a:gs>
+          </a:gsLst>
+          <a:lin ang="5400000" scaled="0"/>
+        </a:gradFill>
+      </a:fillStyleLst>
+      <a:lnStyleLst>
+        <a:ln w="6350" cap="flat" cmpd="sng" algn="ctr">
+          <a:solidFill>
+            <a:schemeClr val="phClr"/>
+          </a:solidFill>
+          <a:prstDash val="solid"/>
+          <a:miter lim="800000"/>
+        </a:ln>
+        <a:ln w="12700" cap="flat" cmpd="sng" algn="ctr">
+          <a:solidFill>
+            <a:schemeClr val="phClr"/>
+          </a:solidFill>
+          <a:prstDash val="solid"/>
+          <a:miter lim="800000"/>
+        </a:ln>
+        <a:ln w="19050" cap="flat" cmpd="sng" algn="ctr">
+          <a:solidFill>
+            <a:schemeClr val="phClr"/>
+          </a:solidFill>
+          <a:prstDash val="solid"/>
+          <a:miter lim="800000"/>
+        </a:ln>
+      </a:lnStyleLst>
+      <a:effectStyleLst>
+        <a:effectStyle>
+          <a:effectLst/>
+        </a:effectStyle>
+        <a:effectStyle>
+          <a:effectLst/>
+        </a:effectStyle>
+        <a:effectStyle>
+          <a:effectLst>
+            <a:outerShdw blurRad="57150" dist="19050" dir="5400000" algn="ctr" rotWithShape="0">
+              <a:srgbClr val="000000">
+                <a:alpha val="63000"/>
+              </a:srgbClr>
+            </a:outerShdw>
+          </a:effectLst>
+        </a:effectStyle>
+      </a:effectStyleLst>
+      <a:bgFillStyleLst>
+        <a:solidFill>
+          <a:schemeClr val="phClr"/>
+        </a:solidFill>
+        <a:solidFill>
+          <a:schemeClr val="phClr">
+            <a:tint val="95000"/>
+            <a:satMod val="170000"/>
+          </a:schemeClr>
+        </a:solidFill>
+        <a:gradFill rotWithShape="1">
+          <a:gsLst>
+            <a:gs pos="0">
+              <a:schemeClr val="phClr">
+                <a:tint val="93000"/>
+                <a:satMod val="150000"/>
+                <a:shade val="98000"/>
+                <a:lumMod val="102000"/>
+              </a:schemeClr>
+            </a:gs>
+            <a:gs pos="50000">
+              <a:schemeClr val="phClr">
+                <a:tint val="98000"/>
+                <a:satMod val="130000"/>
+                <a:shade val="90000"/>
+                <a:lumMod val="103000"/>
+              </a:schemeClr>
+            </a:gs>
+            <a:gs pos="100000">
+              <a:schemeClr val="phClr">
+                <a:shade val="63000"/>
+                <a:satMod val="120000"/>
+              </a:schemeClr>
+            </a:gs>
+          </a:gsLst>
+          <a:lin ang="5400000" scaled="0"/>
+        </a:gradFill>
+      </a:bgFillStyleLst>
+    </a:fmtScheme>
+  </a:themeElements>
+  <a:objectDefaults/>
+  <a:extraClrSchemeLst/>
+  <a:extLst>
+    <a:ext uri="{05A4C25C-085E-4340-85A3-A5531E510DB2}">
+      <thm15:themeFamily xmlns:thm15="http://schemas.microsoft.com/office/thememl/2012/main" name="Office Theme" id="{2E142A2C-CD16-42D6-873A-C26D2A0506FA}" vid="{1BDDFF52-6CD6-40A5-AB3C-68EB2F1E4D0A}"/>
+    </a:ext>
+  </a:extLst>
+</a:theme>
 </file>